--- a/ICN292-Lab3-Saez-Fernanda.docx
+++ b/ICN292-Lab3-Saez-Fernanda.docx
@@ -34,7 +34,7 @@
                     <pic:cNvPicPr/>
                   </pic:nvPicPr>
                   <pic:blipFill>
-                    <a:blip r:embed="rId7">
+                    <a:blip r:embed="rId8">
                       <a:extLst>
                         <a:ext uri="{28A0092B-C50C-407E-A947-70E740481C1C}">
                           <a14:useLocalDpi xmlns:a14="http://schemas.microsoft.com/office/drawing/2010/main"/>
@@ -94,7 +94,7 @@
                     <pic:cNvPicPr/>
                   </pic:nvPicPr>
                   <pic:blipFill>
-                    <a:blip r:embed="rId8">
+                    <a:blip r:embed="rId9">
                       <a:extLst>
                         <a:ext uri="{28A0092B-C50C-407E-A947-70E740481C1C}">
                           <a14:useLocalDpi xmlns:a14="http://schemas.microsoft.com/office/drawing/2010/main"/>
@@ -589,7 +589,7 @@
         </w:rPr>
         <w:t xml:space="preserve"> </w:t>
       </w:r>
-      <w:hyperlink r:id="rId9">
+      <w:hyperlink r:id="rId10">
         <w:r>
           <w:rPr>
             <w:rFonts w:eastAsiaTheme="minorEastAsia"/>
@@ -662,7 +662,26 @@
           <w:sz w:val="28"/>
           <w:szCs w:val="28"/>
         </w:rPr>
-        <w:t>la automatización del proceso de devoluciones del canal e-commerce de AndesHogar SpA, mediante el desarrollo de un producto mínimo viable (MVP) en n8n. El flujo recibe solicitudes a través de un webhook, aplica las reglas de negocio para clasificarlas como aprobadas, rechazadas, en revisión o con datos inválidos, registra los resultados y entrega una respuesta. Además, se implementaron flujos complementarios para el envío de solicitudes y la generación de un resumen diario. Para la clasificación se utilizaron los parámetros personales S = 92, U = $72.000 y D = 7 días.</w:t>
+        <w:t>la automatización del proceso de devoluciones del canal e-commerce de AndesHogar SpA, mediante el desarrollo de un producto mínimo viable (MVP) en n8n. El flujo recibe solicitudes a través de un webhook, aplica las reglas de negocio para clasificarlas como aprobadas, rechazadas, en revisión o con datos inválidos, registra los resultados y entrega una respuesta.</w:t>
+      </w:r>
+      <w:r>
+        <w:t xml:space="preserve"> </w:t>
+      </w:r>
+      <w:r>
+        <w:rPr>
+          <w:rFonts w:ascii="Times New Roman" w:eastAsia="Times New Roman" w:hAnsi="Times New Roman" w:cs="Times New Roman"/>
+          <w:sz w:val="28"/>
+          <w:szCs w:val="28"/>
+        </w:rPr>
+        <w:t>Además, se implementaron flujos complementarios para el envío de solicitudes y la generación de un resumen diario que se envía automáticamente por correo electrónico</w:t>
+      </w:r>
+      <w:r>
+        <w:rPr>
+          <w:rFonts w:ascii="Times New Roman" w:eastAsia="Times New Roman" w:hAnsi="Times New Roman" w:cs="Times New Roman"/>
+          <w:sz w:val="28"/>
+          <w:szCs w:val="28"/>
+        </w:rPr>
+        <w:t>. Para la clasificación se utilizaron los parámetros personales S = 92, U = $72.000 y D = 7 días.</w:t>
       </w:r>
       <w:r>
         <w:br/>
@@ -699,7 +718,7 @@
         </w:rPr>
         <w:t xml:space="preserve">Los resultados se respaldan mediante los tres workflows exportados, la tabla de clasificación, los registros individuales y las capturas de ejecuciones exitosas y fallidas. Todos los archivos se encuentran disponibles en el repositorio de GitHub: </w:t>
       </w:r>
-      <w:hyperlink r:id="rId10">
+      <w:hyperlink r:id="rId11">
         <w:r>
           <w:rPr>
             <w:rStyle w:val="Hipervnculo"/>
@@ -772,7 +791,16 @@
           <w:sz w:val="28"/>
           <w:szCs w:val="28"/>
         </w:rPr>
-        <w:t xml:space="preserve"> una base de datos con respaldo. Una vez implementadas estas mejoras y verificado el funcionamiento de las integraciones, podría evaluarse su incorporación a la operación real de AndesHogar.</w:t>
+        <w:t xml:space="preserve"> una base de datos con respaldo. Una vez implementadas estas </w:t>
+      </w:r>
+      <w:r>
+        <w:rPr>
+          <w:rFonts w:ascii="Times New Roman" w:eastAsia="Times New Roman" w:hAnsi="Times New Roman" w:cs="Times New Roman"/>
+          <w:sz w:val="28"/>
+          <w:szCs w:val="28"/>
+        </w:rPr>
+        <w:lastRenderedPageBreak/>
+        <w:t>mejoras y verificado el funcionamiento de las integraciones, podría evaluarse su incorporación a la operación real de AndesHogar.</w:t>
       </w:r>
     </w:p>
     <w:p>
@@ -789,7 +817,6 @@
           <w:szCs w:val="32"/>
           <w:u w:val="single"/>
         </w:rPr>
-        <w:lastRenderedPageBreak/>
         <w:t>Parte A – Flujo de triage</w:t>
       </w:r>
     </w:p>
@@ -952,6 +979,12 @@
     <w:p>
       <w:pPr>
         <w:spacing w:before="240" w:after="240"/>
+        <w:rPr>
+          <w:rFonts w:eastAsia="Times New Roman"/>
+          <w:sz w:val="28"/>
+          <w:szCs w:val="28"/>
+          <w:lang w:val="es-CL"/>
+        </w:rPr>
       </w:pPr>
       <w:r>
         <w:rPr>
@@ -993,10 +1026,12 @@
         </w:rPr>
         <w:t xml:space="preserve"> ("Consolidar") une las cuatro ramas en un único camino. El flujo consulta entonces el servicio público de indicadores económicos mediante un nodo HTTP Request con método GET a la URL </w:t>
       </w:r>
-      <w:hyperlink r:id="rId11">
+      <w:hyperlink r:id="rId12">
         <w:r>
           <w:rPr>
-            <w:rStyle w:val="Hipervnculo"/>
+            <w:rFonts w:ascii="Times New Roman" w:eastAsia="Times New Roman" w:hAnsi="Times New Roman" w:cs="Times New Roman"/>
+            <w:sz w:val="28"/>
+            <w:szCs w:val="28"/>
           </w:rPr>
           <w:t>https://mindicador.cl/api</w:t>
         </w:r>
@@ -1107,7 +1142,102 @@
           <w:sz w:val="28"/>
           <w:szCs w:val="28"/>
         </w:rPr>
-        <w:t xml:space="preserve">). En la ejecución realizada, la UF tenía un valor de $40.983,58. Finalmente, un nodo Set arma la notificación al cliente incorporando el valor de la UF y el monto convertido, dos nodos (Convert to File y Guardar registro) </w:t>
+        <w:t xml:space="preserve">). En la ejecución realizada, la UF tenía un valor de $40.983,58. </w:t>
+      </w:r>
+      <w:r>
+        <w:rPr>
+          <w:rFonts w:ascii="Times New Roman" w:eastAsia="Times New Roman" w:hAnsi="Times New Roman" w:cs="Times New Roman"/>
+          <w:sz w:val="28"/>
+          <w:szCs w:val="28"/>
+        </w:rPr>
+        <w:t>Finalmente, un nodo Edit Fields (Set), llamado "Notificar al cliente", arma la notificación incorporando el valor de la UF y el monto convertido. Este nodo prepara la notificación, pero no la envía, ya que los correos de las solicitudes son ficticios y el envío rebotaría.</w:t>
+      </w:r>
+      <w:r>
+        <w:rPr>
+          <w:rFonts w:ascii="Times New Roman" w:eastAsia="Times New Roman" w:hAnsi="Times New Roman" w:cs="Times New Roman"/>
+          <w:sz w:val="28"/>
+          <w:szCs w:val="28"/>
+        </w:rPr>
+        <w:t xml:space="preserve"> </w:t>
+      </w:r>
+      <w:r>
+        <w:rPr>
+          <w:rFonts w:ascii="Times New Roman" w:eastAsia="Times New Roman" w:hAnsi="Times New Roman" w:cs="Times New Roman"/>
+          <w:sz w:val="28"/>
+          <w:szCs w:val="28"/>
+        </w:rPr>
+        <w:t xml:space="preserve">En una implementación real se conectaría a un nodo Send Email dirigido al campo </w:t>
+      </w:r>
+      <w:proofErr w:type="spellStart"/>
+      <w:r>
+        <w:rPr>
+          <w:rFonts w:ascii="Times New Roman" w:eastAsia="Times New Roman" w:hAnsi="Times New Roman" w:cs="Times New Roman"/>
+          <w:sz w:val="28"/>
+          <w:szCs w:val="28"/>
+        </w:rPr>
+        <w:t>email_cliente</w:t>
+      </w:r>
+      <w:proofErr w:type="spellEnd"/>
+      <w:r>
+        <w:rPr>
+          <w:rFonts w:ascii="Times New Roman" w:eastAsia="Times New Roman" w:hAnsi="Times New Roman" w:cs="Times New Roman"/>
+          <w:sz w:val="28"/>
+          <w:szCs w:val="28"/>
+        </w:rPr>
+        <w:t xml:space="preserve"> de cada solicitud. Luego, dos nodos (</w:t>
+      </w:r>
+      <w:proofErr w:type="spellStart"/>
+      <w:r>
+        <w:rPr>
+          <w:rFonts w:ascii="Times New Roman" w:eastAsia="Times New Roman" w:hAnsi="Times New Roman" w:cs="Times New Roman"/>
+          <w:sz w:val="28"/>
+          <w:szCs w:val="28"/>
+        </w:rPr>
+        <w:t>Convert</w:t>
+      </w:r>
+      <w:proofErr w:type="spellEnd"/>
+      <w:r>
+        <w:rPr>
+          <w:rFonts w:ascii="Times New Roman" w:eastAsia="Times New Roman" w:hAnsi="Times New Roman" w:cs="Times New Roman"/>
+          <w:sz w:val="28"/>
+          <w:szCs w:val="28"/>
+        </w:rPr>
+        <w:t xml:space="preserve"> </w:t>
+      </w:r>
+      <w:proofErr w:type="spellStart"/>
+      <w:r>
+        <w:rPr>
+          <w:rFonts w:ascii="Times New Roman" w:eastAsia="Times New Roman" w:hAnsi="Times New Roman" w:cs="Times New Roman"/>
+          <w:sz w:val="28"/>
+          <w:szCs w:val="28"/>
+        </w:rPr>
+        <w:t>to</w:t>
+      </w:r>
+      <w:proofErr w:type="spellEnd"/>
+      <w:r>
+        <w:rPr>
+          <w:rFonts w:ascii="Times New Roman" w:eastAsia="Times New Roman" w:hAnsi="Times New Roman" w:cs="Times New Roman"/>
+          <w:sz w:val="28"/>
+          <w:szCs w:val="28"/>
+        </w:rPr>
+        <w:t xml:space="preserve"> File y Guardar </w:t>
+      </w:r>
+      <w:r>
+        <w:rPr>
+          <w:rFonts w:ascii="Times New Roman" w:eastAsia="Times New Roman" w:hAnsi="Times New Roman" w:cs="Times New Roman"/>
+          <w:sz w:val="28"/>
+          <w:szCs w:val="28"/>
+        </w:rPr>
+        <w:lastRenderedPageBreak/>
+        <w:t>registro)</w:t>
+      </w:r>
+      <w:r>
+        <w:rPr>
+          <w:rFonts w:ascii="Times New Roman" w:eastAsia="Times New Roman" w:hAnsi="Times New Roman" w:cs="Times New Roman"/>
+          <w:sz w:val="28"/>
+          <w:szCs w:val="28"/>
+        </w:rPr>
+        <w:t xml:space="preserve"> </w:t>
       </w:r>
       <w:r>
         <w:rPr>
@@ -1190,7 +1320,6 @@
         <w:rPr>
           <w:noProof/>
         </w:rPr>
-        <w:lastRenderedPageBreak/>
         <w:drawing>
           <wp:inline distT="0" distB="0" distL="0" distR="0" wp14:anchorId="5B5949BF" wp14:editId="75463A9C">
             <wp:extent cx="6057900" cy="3376700"/>
@@ -1207,7 +1336,7 @@
                     <pic:cNvPicPr/>
                   </pic:nvPicPr>
                   <pic:blipFill>
-                    <a:blip r:embed="rId12">
+                    <a:blip r:embed="rId13">
                       <a:extLst>
                         <a:ext uri="{28A0092B-C50C-407E-A947-70E740481C1C}">
                           <a14:useLocalDpi xmlns:a14="http://schemas.microsoft.com/office/drawing/2010/main"/>
@@ -1669,10 +1798,12 @@
         </w:rPr>
         <w:t xml:space="preserve"> en formato JSON. La URL de prueba (</w:t>
       </w:r>
-      <w:hyperlink r:id="rId13">
+      <w:hyperlink r:id="rId14">
         <w:r>
           <w:rPr>
-            <w:rStyle w:val="Hipervnculo"/>
+            <w:rFonts w:ascii="Times New Roman" w:eastAsia="Times New Roman" w:hAnsi="Times New Roman" w:cs="Times New Roman"/>
+            <w:sz w:val="28"/>
+            <w:szCs w:val="28"/>
           </w:rPr>
           <w:t>http://localhost:5678/webhook-test/triage-devoluciones</w:t>
         </w:r>
@@ -1683,7 +1814,16 @@
           <w:sz w:val="28"/>
           <w:szCs w:val="28"/>
         </w:rPr>
-        <w:t>) se activa al presionar 'Listen for test event', muestra los datos de la ejecución en el editor y atiende una sola llamada por activación, por lo que resulta</w:t>
+        <w:t xml:space="preserve">) se activa al presionar 'Listen for test event', muestra los </w:t>
+      </w:r>
+      <w:r>
+        <w:rPr>
+          <w:rFonts w:ascii="Times New Roman" w:eastAsia="Times New Roman" w:hAnsi="Times New Roman" w:cs="Times New Roman"/>
+          <w:sz w:val="28"/>
+          <w:szCs w:val="28"/>
+        </w:rPr>
+        <w:lastRenderedPageBreak/>
+        <w:t>datos de la ejecución en el editor y atiende una sola llamada por activación, por lo que resulta</w:t>
       </w:r>
       <w:r>
         <w:rPr>
@@ -1701,10 +1841,12 @@
         </w:rPr>
         <w:t xml:space="preserve"> La URL de producción (</w:t>
       </w:r>
-      <w:hyperlink r:id="rId14">
+      <w:hyperlink r:id="rId15">
         <w:r>
           <w:rPr>
-            <w:rStyle w:val="Hipervnculo"/>
+            <w:rFonts w:ascii="Times New Roman" w:eastAsia="Times New Roman" w:hAnsi="Times New Roman" w:cs="Times New Roman"/>
+            <w:sz w:val="28"/>
+            <w:szCs w:val="28"/>
           </w:rPr>
           <w:t>http://localhost:5678/webhook/triage-devoluciones</w:t>
         </w:r>
@@ -1715,36 +1857,28 @@
           <w:sz w:val="28"/>
           <w:szCs w:val="28"/>
         </w:rPr>
-        <w:t xml:space="preserve">) se activa al publicar el workflow, admite llamadas sucesivas y se ejecuta en segundo plano. En este trabajo se utilizó la URL de prueba para las capturas de ejecuciones </w:t>
-      </w:r>
-      <w:r>
-        <w:rPr>
-          <w:rFonts w:ascii="Times New Roman" w:eastAsia="Times New Roman" w:hAnsi="Times New Roman" w:cs="Times New Roman"/>
-          <w:sz w:val="28"/>
-          <w:szCs w:val="28"/>
+        <w:t>) se activa al publicar el workflow, admite llamadas sucesivas y se ejecuta en segundo plano. En este trabajo se utilizó la URL de prueba para las capturas de ejecuciones individuales, donde interesa visualizar la entrada y salida de cada nodo, y la URL de producción para procesar las 15 solicitudes de corrido mediante el flujo emisor, dado que la de prueba solo atiende una llamada por activación.</w:t>
+      </w:r>
+    </w:p>
+    <w:p>
+      <w:r>
+        <w:rPr>
+          <w:rFonts w:ascii="Times New Roman" w:eastAsia="Times New Roman" w:hAnsi="Times New Roman" w:cs="Times New Roman"/>
+          <w:sz w:val="28"/>
+          <w:szCs w:val="28"/>
+        </w:rPr>
+        <w:t>Al procesar las 15 solicitudes, se obtuvo la siguiente clasificación:</w:t>
+      </w:r>
+    </w:p>
+    <w:p>
+      <w:pPr>
+        <w:jc w:val="center"/>
+      </w:pPr>
+      <w:r>
+        <w:rPr>
+          <w:noProof/>
         </w:rPr>
         <w:lastRenderedPageBreak/>
-        <w:t>individuales, donde interesa visualizar la entrada y salida de cada nodo, y la URL de producción para procesar las 15 solicitudes de corrido mediante el flujo emisor, dado que la de prueba solo atiende una llamada por activación.</w:t>
-      </w:r>
-    </w:p>
-    <w:p>
-      <w:r>
-        <w:rPr>
-          <w:rFonts w:ascii="Times New Roman" w:eastAsia="Times New Roman" w:hAnsi="Times New Roman" w:cs="Times New Roman"/>
-          <w:sz w:val="28"/>
-          <w:szCs w:val="28"/>
-        </w:rPr>
-        <w:t>Al procesar las 15 solicitudes, se obtuvo la siguiente clasificación:</w:t>
-      </w:r>
-    </w:p>
-    <w:p>
-      <w:pPr>
-        <w:jc w:val="center"/>
-      </w:pPr>
-      <w:r>
-        <w:rPr>
-          <w:noProof/>
-        </w:rPr>
         <w:drawing>
           <wp:inline distT="0" distB="0" distL="0" distR="0" wp14:anchorId="72869E53" wp14:editId="7008E3E0">
             <wp:extent cx="5724525" cy="3228975"/>
@@ -1761,7 +1895,7 @@
                     <pic:cNvPicPr/>
                   </pic:nvPicPr>
                   <pic:blipFill>
-                    <a:blip r:embed="rId15">
+                    <a:blip r:embed="rId16">
                       <a:extLst>
                         <a:ext uri="{28A0092B-C50C-407E-A947-70E740481C1C}">
                           <a14:useLocalDpi xmlns:a14="http://schemas.microsoft.com/office/drawing/2010/main"/>
@@ -1807,7 +1941,7 @@
                     <pic:cNvPicPr/>
                   </pic:nvPicPr>
                   <pic:blipFill>
-                    <a:blip r:embed="rId16">
+                    <a:blip r:embed="rId17">
                       <a:extLst>
                         <a:ext uri="{28A0092B-C50C-407E-A947-70E740481C1C}">
                           <a14:useLocalDpi xmlns:a14="http://schemas.microsoft.com/office/drawing/2010/main"/>
@@ -1857,16 +1991,7 @@
           <w:sz w:val="28"/>
           <w:szCs w:val="28"/>
         </w:rPr>
-        <w:t xml:space="preserve">, se registraron 5 aprobaciones por un total de $195.930, 7 rechazos por $595.920 y 3 revisiones por $459.970, alcanzando un monto total del día de $1.251.820 y una tasa de aprobación automática de 33,3%. Cabe destacar que, </w:t>
-      </w:r>
-      <w:r>
-        <w:rPr>
-          <w:rFonts w:ascii="Times New Roman" w:eastAsia="Times New Roman" w:hAnsi="Times New Roman" w:cs="Times New Roman"/>
-          <w:sz w:val="28"/>
-          <w:szCs w:val="28"/>
-        </w:rPr>
-        <w:lastRenderedPageBreak/>
-        <w:t>con D = 7 días, los siete rechazos se produjeron por incumplimiento del plazo. Debido a la precedencia de las reglas, las solicitudes con estado danado_por_uso o con_fallas que además superaban el plazo o el</w:t>
+        <w:t>, se registraron 5 aprobaciones por un total de $195.930, 7 rechazos por $595.920 y 3 revisiones por $459.970, alcanzando un monto total del día de $1.251.820 y una tasa de aprobación automática de 33,3%. Cabe destacar que, con D = 7 días, los siete rechazos se produjeron por incumplimiento del plazo. Debido a la precedencia de las reglas, las solicitudes con estado danado_por_uso o con_fallas que además superaban el plazo o el</w:t>
       </w:r>
       <w:r>
         <w:rPr>
@@ -1954,6 +2079,7 @@
           <w:szCs w:val="32"/>
           <w:u w:val="single"/>
         </w:rPr>
+        <w:lastRenderedPageBreak/>
         <w:t>P</w:t>
       </w:r>
       <w:r>
@@ -2178,7 +2304,119 @@
           <w:sz w:val="28"/>
           <w:szCs w:val="28"/>
         </w:rPr>
-        <w:t xml:space="preserve"> cantidad de solicitudes por ruta, monto total por ruta, monto total del día y tasa de aprobación automática. El mensaje generado en la ejecución fue el siguiente:</w:t>
+        <w:t xml:space="preserve"> cantidad de solicitudes por ruta, monto total por ruta, monto total del día y tasa de aprobación automática.</w:t>
+      </w:r>
+      <w:r>
+        <w:rPr>
+          <w:rFonts w:ascii="Times New Roman" w:eastAsia="Times New Roman" w:hAnsi="Times New Roman" w:cs="Times New Roman"/>
+          <w:sz w:val="28"/>
+          <w:szCs w:val="28"/>
+        </w:rPr>
+        <w:t xml:space="preserve"> </w:t>
+      </w:r>
+      <w:r>
+        <w:rPr>
+          <w:rFonts w:ascii="Times New Roman" w:eastAsia="Times New Roman" w:hAnsi="Times New Roman" w:cs="Times New Roman"/>
+          <w:sz w:val="28"/>
+          <w:szCs w:val="28"/>
+        </w:rPr>
+        <w:t xml:space="preserve">Este nodo se configuró con la opción </w:t>
+      </w:r>
+      <w:proofErr w:type="spellStart"/>
+      <w:r>
+        <w:rPr>
+          <w:rFonts w:ascii="Times New Roman" w:eastAsia="Times New Roman" w:hAnsi="Times New Roman" w:cs="Times New Roman"/>
+          <w:sz w:val="28"/>
+          <w:szCs w:val="28"/>
+        </w:rPr>
+        <w:t>Execute</w:t>
+      </w:r>
+      <w:proofErr w:type="spellEnd"/>
+      <w:r>
+        <w:rPr>
+          <w:rFonts w:ascii="Times New Roman" w:eastAsia="Times New Roman" w:hAnsi="Times New Roman" w:cs="Times New Roman"/>
+          <w:sz w:val="28"/>
+          <w:szCs w:val="28"/>
+        </w:rPr>
+        <w:t xml:space="preserve"> Once, para generar un único mensaje y no uno por cada ruta. Luego, un nodo Send Email envía el resumen por correo electrónico mediante el servidor SMTP de Gmail, utilizando una credencial guardada en el gestor de n8n, de modo que la contraseña no queda incluida en el </w:t>
+      </w:r>
+      <w:proofErr w:type="gramStart"/>
+      <w:r>
+        <w:rPr>
+          <w:rFonts w:ascii="Times New Roman" w:eastAsia="Times New Roman" w:hAnsi="Times New Roman" w:cs="Times New Roman"/>
+          <w:sz w:val="28"/>
+          <w:szCs w:val="28"/>
+        </w:rPr>
+        <w:t>archivo</w:t>
+      </w:r>
+      <w:r>
+        <w:rPr>
+          <w:rFonts w:ascii="Times New Roman" w:eastAsia="Times New Roman" w:hAnsi="Times New Roman" w:cs="Times New Roman"/>
+          <w:sz w:val="28"/>
+          <w:szCs w:val="28"/>
+        </w:rPr>
+        <w:t xml:space="preserve"> </w:t>
+      </w:r>
+      <w:r>
+        <w:rPr>
+          <w:rFonts w:ascii="Times New Roman" w:eastAsia="Times New Roman" w:hAnsi="Times New Roman" w:cs="Times New Roman"/>
+          <w:sz w:val="28"/>
+          <w:szCs w:val="28"/>
+        </w:rPr>
+        <w:t>.</w:t>
+      </w:r>
+      <w:proofErr w:type="spellStart"/>
+      <w:r>
+        <w:rPr>
+          <w:rFonts w:ascii="Times New Roman" w:eastAsia="Times New Roman" w:hAnsi="Times New Roman" w:cs="Times New Roman"/>
+          <w:sz w:val="28"/>
+          <w:szCs w:val="28"/>
+        </w:rPr>
+        <w:t>json</w:t>
+      </w:r>
+      <w:proofErr w:type="spellEnd"/>
+      <w:proofErr w:type="gramEnd"/>
+      <w:r>
+        <w:rPr>
+          <w:rFonts w:ascii="Times New Roman" w:eastAsia="Times New Roman" w:hAnsi="Times New Roman" w:cs="Times New Roman"/>
+          <w:sz w:val="28"/>
+          <w:szCs w:val="28"/>
+        </w:rPr>
+        <w:t xml:space="preserve"> exportado. Cabe señalar que el nodo de lectura toma todos los archivos de la carpeta de registros sin filtrar por fecha, por lo que en operación sería necesario filtrar por día o archivar los registros después de cada resumen.</w:t>
+      </w:r>
+    </w:p>
+    <w:p>
+      <w:pPr>
+        <w:spacing w:before="240" w:after="240"/>
+        <w:rPr>
+          <w:rFonts w:ascii="Times New Roman" w:eastAsia="Times New Roman" w:hAnsi="Times New Roman" w:cs="Times New Roman"/>
+          <w:sz w:val="28"/>
+          <w:szCs w:val="28"/>
+        </w:rPr>
+      </w:pPr>
+      <w:r>
+        <w:rPr>
+          <w:rFonts w:ascii="Times New Roman" w:eastAsia="Times New Roman" w:hAnsi="Times New Roman" w:cs="Times New Roman"/>
+          <w:sz w:val="28"/>
+          <w:szCs w:val="28"/>
+        </w:rPr>
+        <w:t xml:space="preserve"> El </w:t>
+      </w:r>
+      <w:r>
+        <w:rPr>
+          <w:rFonts w:ascii="Times New Roman" w:eastAsia="Times New Roman" w:hAnsi="Times New Roman" w:cs="Times New Roman"/>
+          <w:sz w:val="28"/>
+          <w:szCs w:val="28"/>
+        </w:rPr>
+        <w:t>correo recibido</w:t>
+      </w:r>
+      <w:r>
+        <w:rPr>
+          <w:rFonts w:ascii="Times New Roman" w:eastAsia="Times New Roman" w:hAnsi="Times New Roman" w:cs="Times New Roman"/>
+          <w:sz w:val="28"/>
+          <w:szCs w:val="28"/>
+        </w:rPr>
+        <w:t xml:space="preserve"> en la ejecución fue el siguiente:</w:t>
       </w:r>
     </w:p>
     <w:p>
@@ -2262,24 +2500,54 @@
     <w:p>
       <w:pPr>
         <w:spacing w:before="240" w:after="240"/>
-      </w:pPr>
-      <w:r>
-        <w:rPr>
+        <w:ind w:left="360"/>
+        <w:rPr>
+          <w:rFonts w:ascii="Times New Roman" w:eastAsia="Times New Roman" w:hAnsi="Times New Roman" w:cs="Times New Roman"/>
+          <w:sz w:val="28"/>
+          <w:szCs w:val="28"/>
+        </w:rPr>
+      </w:pPr>
+      <w:r>
+        <w:rPr>
+          <w:rFonts w:ascii="Times New Roman" w:eastAsia="Times New Roman" w:hAnsi="Times New Roman" w:cs="Times New Roman"/>
+          <w:sz w:val="28"/>
+          <w:szCs w:val="28"/>
+        </w:rPr>
+        <w:t>Las siguientes capturas muestran el nodo Send Email con su entrada y salida, y el correo recibido:</w:t>
+      </w:r>
+    </w:p>
+    <w:p>
+      <w:pPr>
+        <w:spacing w:before="240" w:after="240"/>
+        <w:rPr>
+          <w:rFonts w:ascii="Times New Roman" w:eastAsia="Times New Roman" w:hAnsi="Times New Roman" w:cs="Times New Roman"/>
+          <w:sz w:val="28"/>
+          <w:szCs w:val="28"/>
+        </w:rPr>
+      </w:pPr>
+    </w:p>
+    <w:p>
+      <w:pPr>
+        <w:spacing w:before="240" w:after="240"/>
+        <w:rPr>
+          <w:rFonts w:ascii="Times New Roman" w:eastAsia="Times New Roman" w:hAnsi="Times New Roman" w:cs="Times New Roman"/>
+          <w:sz w:val="28"/>
+          <w:szCs w:val="28"/>
+        </w:rPr>
+      </w:pPr>
+      <w:r>
+        <w:rPr>
+          <w:rFonts w:ascii="Times New Roman" w:eastAsia="Times New Roman" w:hAnsi="Times New Roman" w:cs="Times New Roman"/>
           <w:noProof/>
-        </w:rPr>
+          <w:sz w:val="28"/>
+          <w:szCs w:val="28"/>
+        </w:rPr>
+        <w:lastRenderedPageBreak/>
         <w:drawing>
-          <wp:anchor distT="0" distB="0" distL="114300" distR="114300" simplePos="0" relativeHeight="251658242" behindDoc="0" locked="0" layoutInCell="1" allowOverlap="1" wp14:anchorId="4F5C8B66" wp14:editId="62AC382D">
-            <wp:simplePos x="0" y="0"/>
-            <wp:positionH relativeFrom="column">
-              <wp:posOffset>-401852</wp:posOffset>
-            </wp:positionH>
-            <wp:positionV relativeFrom="paragraph">
-              <wp:posOffset>207512</wp:posOffset>
-            </wp:positionV>
-            <wp:extent cx="6530160" cy="2318316"/>
+          <wp:inline distT="0" distB="0" distL="0" distR="0" wp14:anchorId="6A58E3A5" wp14:editId="4C3285F1">
+            <wp:extent cx="5731510" cy="3117215"/>
             <wp:effectExtent l="0" t="0" r="0" b="0"/>
-            <wp:wrapNone/>
-            <wp:docPr id="767998273" name="Picture 767998273"/>
+            <wp:docPr id="722210918" name="Imagen 3"/>
             <wp:cNvGraphicFramePr>
               <a:graphicFrameLocks xmlns:a="http://schemas.openxmlformats.org/drawingml/2006/main" noChangeAspect="1"/>
             </wp:cNvGraphicFramePr>
@@ -2287,18 +2555,17 @@
               <a:graphicData uri="http://schemas.openxmlformats.org/drawingml/2006/picture">
                 <pic:pic xmlns:pic="http://schemas.openxmlformats.org/drawingml/2006/picture">
                   <pic:nvPicPr>
-                    <pic:cNvPr id="767998273" name="Picture 767998273"/>
+                    <pic:cNvPr id="722210918" name="Imagen 722210918"/>
                     <pic:cNvPicPr/>
                   </pic:nvPicPr>
                   <pic:blipFill>
-                    <a:blip r:embed="rId17">
+                    <a:blip r:embed="rId18" cstate="print">
                       <a:extLst>
                         <a:ext uri="{28A0092B-C50C-407E-A947-70E740481C1C}">
-                          <a14:useLocalDpi xmlns:a14="http://schemas.microsoft.com/office/drawing/2010/main"/>
+                          <a14:useLocalDpi xmlns:a14="http://schemas.microsoft.com/office/drawing/2010/main" val="0"/>
                         </a:ext>
                       </a:extLst>
                     </a:blip>
-                    <a:srcRect l="749" t="6429" r="998" b="35013"/>
                     <a:stretch>
                       <a:fillRect/>
                     </a:stretch>
@@ -2306,7 +2573,7 @@
                   <pic:spPr>
                     <a:xfrm>
                       <a:off x="0" y="0"/>
-                      <a:ext cx="6530160" cy="2318316"/>
+                      <a:ext cx="5731510" cy="3117215"/>
                     </a:xfrm>
                     <a:prstGeom prst="rect">
                       <a:avLst/>
@@ -2315,381 +2582,31 @@
                 </pic:pic>
               </a:graphicData>
             </a:graphic>
-            <wp14:sizeRelH relativeFrom="page">
-              <wp14:pctWidth>0</wp14:pctWidth>
-            </wp14:sizeRelH>
-            <wp14:sizeRelV relativeFrom="page">
-              <wp14:pctHeight>0</wp14:pctHeight>
-            </wp14:sizeRelV>
-          </wp:anchor>
+          </wp:inline>
         </w:drawing>
       </w:r>
-      <w:r>
-        <w:rPr>
-          <w:rFonts w:ascii="Times New Roman" w:eastAsia="Times New Roman" w:hAnsi="Times New Roman" w:cs="Times New Roman"/>
-          <w:sz w:val="28"/>
-          <w:szCs w:val="28"/>
-        </w:rPr>
-        <w:t>El mensaje de resumen diario generado por el flujo programado fue el siguiente:</w:t>
-      </w:r>
-    </w:p>
-    <w:p>
-      <w:pPr>
-        <w:spacing w:before="240" w:after="240"/>
-        <w:ind w:left="708"/>
-      </w:pPr>
-    </w:p>
-    <w:p>
-      <w:pPr>
-        <w:spacing w:before="240" w:after="240"/>
-        <w:rPr>
-          <w:rFonts w:ascii="Times New Roman" w:eastAsia="Times New Roman" w:hAnsi="Times New Roman" w:cs="Times New Roman"/>
-          <w:sz w:val="28"/>
-          <w:szCs w:val="28"/>
-        </w:rPr>
-      </w:pPr>
-    </w:p>
-    <w:p>
-      <w:pPr>
-        <w:spacing w:before="240" w:after="240"/>
-        <w:rPr>
-          <w:rFonts w:ascii="Times New Roman" w:eastAsia="Times New Roman" w:hAnsi="Times New Roman" w:cs="Times New Roman"/>
-          <w:sz w:val="28"/>
-          <w:szCs w:val="28"/>
-        </w:rPr>
-      </w:pPr>
-    </w:p>
-    <w:p>
-      <w:pPr>
-        <w:spacing w:before="240" w:after="240"/>
-      </w:pPr>
-      <w:r>
-        <w:rPr>
-          <w:rFonts w:ascii="Times New Roman" w:eastAsia="Times New Roman" w:hAnsi="Times New Roman" w:cs="Times New Roman"/>
-          <w:sz w:val="28"/>
-          <w:szCs w:val="28"/>
-        </w:rPr>
-        <w:lastRenderedPageBreak/>
-        <w:t xml:space="preserve">En cuanto a la frecuencia, se configuró el Schedule Trigger para ejecutarse una vez al día a las 20:00 horas. Se eligió este horario porque el canal e-commerce recibe solicitudes a lo largo de la jornada, de modo que ejecutar el resumen al final del día permite considerar todas las solicitudes recibidas y dejar el reporte disponible para </w:t>
-      </w:r>
-      <w:r>
-        <w:rPr>
-          <w:rFonts w:ascii="Times New Roman" w:eastAsia="Times New Roman" w:hAnsi="Times New Roman" w:cs="Times New Roman"/>
-          <w:sz w:val="28"/>
-          <w:szCs w:val="28"/>
-        </w:rPr>
-        <w:t>el otro día</w:t>
-      </w:r>
-      <w:r>
-        <w:rPr>
-          <w:rFonts w:ascii="Times New Roman" w:eastAsia="Times New Roman" w:hAnsi="Times New Roman" w:cs="Times New Roman"/>
-          <w:sz w:val="28"/>
-          <w:szCs w:val="28"/>
-        </w:rPr>
-        <w:t>.</w:t>
-      </w:r>
-      <w:r>
-        <w:rPr>
-          <w:rFonts w:ascii="Times New Roman" w:eastAsia="Times New Roman" w:hAnsi="Times New Roman" w:cs="Times New Roman"/>
-          <w:sz w:val="28"/>
-          <w:szCs w:val="28"/>
-        </w:rPr>
-        <w:t xml:space="preserve"> </w:t>
-      </w:r>
-      <w:r>
-        <w:rPr>
-          <w:rFonts w:ascii="Times New Roman" w:eastAsia="Times New Roman" w:hAnsi="Times New Roman" w:cs="Times New Roman"/>
-          <w:sz w:val="28"/>
-          <w:szCs w:val="28"/>
-        </w:rPr>
-        <w:t>Respecto a qué ocurre un día sin solicitudes, si la carpeta de registros no contiene archivos correspondientes a ese día, el flujo igualmente se ejecuta según lo programado, pero el nodo Summarize no recibe datos que consolidar, por lo que el mensaje resultante quedaría vacío o sin valores significativos (por ejemplo, la tasa de aprobación no podría calcularse al no haber solicitudes).</w:t>
-      </w:r>
-      <w:r>
-        <w:rPr>
-          <w:rFonts w:ascii="Times New Roman" w:eastAsia="Times New Roman" w:hAnsi="Times New Roman" w:cs="Times New Roman"/>
-          <w:sz w:val="28"/>
-          <w:szCs w:val="28"/>
-        </w:rPr>
-        <w:t xml:space="preserve"> Como mejora a futuro, se podría incorporar un nodo condicional que, al detectar la ausencia de registros, envíe un mensaje explícito tipo </w:t>
-      </w:r>
-      <w:r>
-        <w:rPr>
-          <w:rFonts w:ascii="Times New Roman" w:eastAsia="Times New Roman" w:hAnsi="Times New Roman" w:cs="Times New Roman"/>
-          <w:sz w:val="28"/>
-          <w:szCs w:val="28"/>
-        </w:rPr>
-        <w:t>“</w:t>
-      </w:r>
-      <w:r>
-        <w:rPr>
-          <w:rFonts w:ascii="Times New Roman" w:eastAsia="Times New Roman" w:hAnsi="Times New Roman" w:cs="Times New Roman"/>
-          <w:sz w:val="28"/>
-          <w:szCs w:val="28"/>
-        </w:rPr>
-        <w:t>sin solicitudes en el día</w:t>
-      </w:r>
-      <w:r>
-        <w:rPr>
-          <w:rFonts w:ascii="Times New Roman" w:eastAsia="Times New Roman" w:hAnsi="Times New Roman" w:cs="Times New Roman"/>
-          <w:sz w:val="28"/>
-          <w:szCs w:val="28"/>
-        </w:rPr>
-        <w:t>”</w:t>
-      </w:r>
-      <w:r>
-        <w:rPr>
-          <w:rFonts w:ascii="Times New Roman" w:eastAsia="Times New Roman" w:hAnsi="Times New Roman" w:cs="Times New Roman"/>
-          <w:sz w:val="28"/>
-          <w:szCs w:val="28"/>
-        </w:rPr>
-        <w:t>, diferenciando entre un día sin devoluciones y una posible falla del flujo.</w:t>
-      </w:r>
-    </w:p>
-    <w:p>
-      <w:pPr>
-        <w:spacing w:before="240" w:after="240"/>
-        <w:jc w:val="center"/>
-      </w:pPr>
-      <w:r>
-        <w:rPr>
-          <w:rFonts w:ascii="Times New Roman" w:eastAsia="Times New Roman" w:hAnsi="Times New Roman" w:cs="Times New Roman"/>
-          <w:b/>
-          <w:bCs/>
-          <w:sz w:val="32"/>
-          <w:szCs w:val="32"/>
-          <w:u w:val="single"/>
-        </w:rPr>
-        <w:t>Pa</w:t>
-      </w:r>
-      <w:r>
-        <w:rPr>
-          <w:rFonts w:ascii="Times New Roman" w:eastAsia="Times New Roman" w:hAnsi="Times New Roman" w:cs="Times New Roman"/>
-          <w:b/>
-          <w:bCs/>
-          <w:sz w:val="32"/>
-          <w:szCs w:val="32"/>
-          <w:u w:val="single"/>
-        </w:rPr>
-        <w:t>rte</w:t>
-      </w:r>
-      <w:r>
-        <w:rPr>
-          <w:rFonts w:ascii="Times New Roman" w:eastAsia="Times New Roman" w:hAnsi="Times New Roman" w:cs="Times New Roman"/>
-          <w:b/>
-          <w:bCs/>
-          <w:sz w:val="32"/>
-          <w:szCs w:val="32"/>
-          <w:u w:val="single"/>
-        </w:rPr>
-        <w:t xml:space="preserve"> C – E</w:t>
-      </w:r>
-      <w:r>
-        <w:rPr>
-          <w:rFonts w:ascii="Times New Roman" w:eastAsia="Times New Roman" w:hAnsi="Times New Roman" w:cs="Times New Roman"/>
-          <w:b/>
-          <w:bCs/>
-          <w:sz w:val="32"/>
-          <w:szCs w:val="32"/>
-          <w:u w:val="single"/>
-        </w:rPr>
-        <w:t>rrores y casos bordes</w:t>
-      </w:r>
-    </w:p>
-    <w:p>
-      <w:pPr>
-        <w:spacing w:before="240" w:after="240"/>
-        <w:rPr>
-          <w:rFonts w:ascii="Times New Roman" w:eastAsia="Times New Roman" w:hAnsi="Times New Roman" w:cs="Times New Roman"/>
-          <w:sz w:val="28"/>
-          <w:szCs w:val="28"/>
-        </w:rPr>
-      </w:pPr>
-      <w:r>
-        <w:rPr>
-          <w:rFonts w:ascii="Times New Roman" w:eastAsia="Times New Roman" w:hAnsi="Times New Roman" w:cs="Times New Roman"/>
-          <w:sz w:val="28"/>
-          <w:szCs w:val="28"/>
-        </w:rPr>
-        <w:t>Para evaluar el comportamiento del flujo ante situaciones an</w:t>
-      </w:r>
-      <w:r>
-        <w:rPr>
-          <w:rFonts w:ascii="Times New Roman" w:eastAsia="Times New Roman" w:hAnsi="Times New Roman" w:cs="Times New Roman"/>
-          <w:sz w:val="28"/>
-          <w:szCs w:val="28"/>
-        </w:rPr>
-        <w:t>ormales</w:t>
-      </w:r>
-      <w:r>
-        <w:rPr>
-          <w:rFonts w:ascii="Times New Roman" w:eastAsia="Times New Roman" w:hAnsi="Times New Roman" w:cs="Times New Roman"/>
-          <w:sz w:val="28"/>
-          <w:szCs w:val="28"/>
-        </w:rPr>
-        <w:t xml:space="preserve">, se probaron distintas entradas inválidas y casos límite, </w:t>
-      </w:r>
-      <w:r>
-        <w:rPr>
-          <w:rFonts w:ascii="Times New Roman" w:eastAsia="Times New Roman" w:hAnsi="Times New Roman" w:cs="Times New Roman"/>
-          <w:sz w:val="28"/>
-          <w:szCs w:val="28"/>
-        </w:rPr>
-        <w:t xml:space="preserve">registrando </w:t>
-      </w:r>
-      <w:r>
-        <w:rPr>
-          <w:rFonts w:ascii="Times New Roman" w:eastAsia="Times New Roman" w:hAnsi="Times New Roman" w:cs="Times New Roman"/>
-          <w:sz w:val="28"/>
-          <w:szCs w:val="28"/>
-        </w:rPr>
-        <w:t>en cada caso la carga enviada, el comportamiento esperado y el observado.</w:t>
-      </w:r>
-    </w:p>
-    <w:p>
-      <w:pPr>
-        <w:spacing w:before="240" w:after="240"/>
-      </w:pPr>
-      <w:r>
-        <w:rPr>
-          <w:rFonts w:ascii="Times New Roman" w:eastAsia="Times New Roman" w:hAnsi="Times New Roman" w:cs="Times New Roman"/>
-          <w:sz w:val="28"/>
-          <w:szCs w:val="28"/>
-        </w:rPr>
-        <w:t xml:space="preserve">Las 3 entradas inválidas </w:t>
-      </w:r>
-      <w:r>
-        <w:rPr>
-          <w:rFonts w:ascii="Times New Roman" w:eastAsia="Times New Roman" w:hAnsi="Times New Roman" w:cs="Times New Roman"/>
-          <w:sz w:val="28"/>
-          <w:szCs w:val="28"/>
-        </w:rPr>
-        <w:t>fueron las siguientes:</w:t>
-      </w:r>
-    </w:p>
-    <w:p>
-      <w:pPr>
-        <w:pStyle w:val="Prrafodelista"/>
-        <w:numPr>
-          <w:ilvl w:val="0"/>
-          <w:numId w:val="1"/>
-        </w:numPr>
-        <w:spacing w:before="240" w:after="240"/>
-        <w:rPr>
-          <w:rFonts w:ascii="Times New Roman" w:eastAsia="Times New Roman" w:hAnsi="Times New Roman" w:cs="Times New Roman"/>
-          <w:sz w:val="28"/>
-          <w:szCs w:val="28"/>
-        </w:rPr>
-      </w:pPr>
-      <w:r>
-        <w:rPr>
-          <w:rFonts w:ascii="Times New Roman" w:eastAsia="Times New Roman" w:hAnsi="Times New Roman" w:cs="Times New Roman"/>
-          <w:sz w:val="28"/>
-          <w:szCs w:val="28"/>
-        </w:rPr>
-        <w:t>Identificador vacío.</w:t>
-      </w:r>
-    </w:p>
-    <w:p>
-      <w:pPr>
-        <w:pStyle w:val="Prrafodelista"/>
-        <w:spacing w:before="240" w:after="240"/>
-        <w:rPr>
-          <w:rFonts w:ascii="Times New Roman" w:eastAsia="Times New Roman" w:hAnsi="Times New Roman" w:cs="Times New Roman"/>
-          <w:sz w:val="28"/>
-          <w:szCs w:val="28"/>
-        </w:rPr>
-      </w:pPr>
-      <w:r>
-        <w:rPr>
-          <w:rFonts w:ascii="Times New Roman" w:eastAsia="Times New Roman" w:hAnsi="Times New Roman" w:cs="Times New Roman"/>
-          <w:sz w:val="28"/>
-          <w:szCs w:val="28"/>
-        </w:rPr>
-        <w:t>Se envió una solicitud con el campo id_</w:t>
-      </w:r>
-      <w:proofErr w:type="gramStart"/>
-      <w:r>
-        <w:rPr>
-          <w:rFonts w:ascii="Times New Roman" w:eastAsia="Times New Roman" w:hAnsi="Times New Roman" w:cs="Times New Roman"/>
-          <w:sz w:val="28"/>
-          <w:szCs w:val="28"/>
-        </w:rPr>
-        <w:t>solicitud vacío</w:t>
-      </w:r>
-      <w:proofErr w:type="gramEnd"/>
-      <w:r>
-        <w:rPr>
-          <w:rFonts w:ascii="Times New Roman" w:eastAsia="Times New Roman" w:hAnsi="Times New Roman" w:cs="Times New Roman"/>
-          <w:sz w:val="28"/>
-          <w:szCs w:val="28"/>
-        </w:rPr>
-        <w:t>. Se esperaba que fuera clasificada como DATOS_INVÁLIDOS con motivo INVALIDO_CAMPO, ya que la primera regla del Switch detecta este caso. El comportamiento observado coincidió con lo esperado.</w:t>
-      </w:r>
-    </w:p>
-    <w:p>
-      <w:pPr>
-        <w:pStyle w:val="Prrafodelista"/>
-        <w:spacing w:before="240" w:after="240"/>
-        <w:rPr>
-          <w:rFonts w:ascii="Times New Roman" w:eastAsia="Times New Roman" w:hAnsi="Times New Roman" w:cs="Times New Roman"/>
-          <w:sz w:val="28"/>
-          <w:szCs w:val="28"/>
-        </w:rPr>
-      </w:pPr>
-      <w:r>
-        <w:rPr>
-          <w:rFonts w:ascii="Times New Roman" w:eastAsia="Times New Roman" w:hAnsi="Times New Roman" w:cs="Times New Roman"/>
-          <w:sz w:val="28"/>
-          <w:szCs w:val="28"/>
-        </w:rPr>
-        <w:t>Carga enviada: {"id_solicitud":"", "sku":"PL-120", "monto":"45990", "dias_desde_compra":"2", "estado_producto":"sin_abrir"}</w:t>
-      </w:r>
-    </w:p>
-    <w:p>
-      <w:pPr>
-        <w:pStyle w:val="Prrafodelista"/>
-        <w:spacing w:before="240" w:after="240"/>
-        <w:rPr>
-          <w:rFonts w:ascii="Times New Roman" w:eastAsia="Times New Roman" w:hAnsi="Times New Roman" w:cs="Times New Roman"/>
-          <w:sz w:val="28"/>
-          <w:szCs w:val="28"/>
-        </w:rPr>
-      </w:pPr>
-      <w:r>
-        <w:rPr>
-          <w:rFonts w:ascii="Times New Roman" w:eastAsia="Times New Roman" w:hAnsi="Times New Roman" w:cs="Times New Roman"/>
-          <w:sz w:val="28"/>
-          <w:szCs w:val="28"/>
-        </w:rPr>
-        <w:t>Resultado:</w:t>
-      </w:r>
-    </w:p>
-    <w:p>
-      <w:pPr>
-        <w:spacing w:before="240" w:after="240"/>
-        <w:rPr>
-          <w:rFonts w:ascii="Times New Roman" w:eastAsia="Times New Roman" w:hAnsi="Times New Roman" w:cs="Times New Roman"/>
-          <w:sz w:val="28"/>
-          <w:szCs w:val="28"/>
-        </w:rPr>
-      </w:pPr>
-      <w:r>
-        <w:rPr>
+    </w:p>
+    <w:p>
+      <w:pPr>
+        <w:spacing w:before="240" w:after="240"/>
+        <w:rPr>
+          <w:rFonts w:ascii="Times New Roman" w:eastAsia="Times New Roman" w:hAnsi="Times New Roman" w:cs="Times New Roman"/>
+          <w:sz w:val="28"/>
+          <w:szCs w:val="28"/>
+        </w:rPr>
+      </w:pPr>
+      <w:r>
+        <w:rPr>
+          <w:rFonts w:ascii="Times New Roman" w:eastAsia="Times New Roman" w:hAnsi="Times New Roman" w:cs="Times New Roman"/>
           <w:noProof/>
+          <w:sz w:val="28"/>
+          <w:szCs w:val="28"/>
         </w:rPr>
         <w:drawing>
-          <wp:anchor distT="0" distB="0" distL="114300" distR="114300" simplePos="0" relativeHeight="251658244" behindDoc="0" locked="0" layoutInCell="1" allowOverlap="1" wp14:anchorId="6FE4A625" wp14:editId="525E9F31">
-            <wp:simplePos x="0" y="0"/>
-            <wp:positionH relativeFrom="column">
-              <wp:posOffset>361950</wp:posOffset>
-            </wp:positionH>
-            <wp:positionV relativeFrom="paragraph">
-              <wp:posOffset>19050</wp:posOffset>
-            </wp:positionV>
-            <wp:extent cx="5156154" cy="2848326"/>
-            <wp:effectExtent l="0" t="0" r="0" b="0"/>
-            <wp:wrapNone/>
-            <wp:docPr id="1434872726" name="drawing"/>
+          <wp:inline distT="0" distB="0" distL="0" distR="0" wp14:anchorId="74BBB420" wp14:editId="625E06AA">
+            <wp:extent cx="5731510" cy="3487479"/>
+            <wp:effectExtent l="0" t="0" r="0" b="5080"/>
+            <wp:docPr id="1623626422" name="Imagen 4"/>
             <wp:cNvGraphicFramePr>
               <a:graphicFrameLocks xmlns:a="http://schemas.openxmlformats.org/drawingml/2006/main" noChangeAspect="1"/>
             </wp:cNvGraphicFramePr>
@@ -2697,11 +2614,350 @@
               <a:graphicData uri="http://schemas.openxmlformats.org/drawingml/2006/picture">
                 <pic:pic xmlns:pic="http://schemas.openxmlformats.org/drawingml/2006/picture">
                   <pic:nvPicPr>
-                    <pic:cNvPr id="1434872726" name="Picture 1434872726"/>
+                    <pic:cNvPr id="1623626422" name="Imagen 1623626422"/>
+                    <pic:cNvPicPr/>
+                  </pic:nvPicPr>
+                  <pic:blipFill rotWithShape="1">
+                    <a:blip r:embed="rId19" cstate="print">
+                      <a:extLst>
+                        <a:ext uri="{28A0092B-C50C-407E-A947-70E740481C1C}">
+                          <a14:useLocalDpi xmlns:a14="http://schemas.microsoft.com/office/drawing/2010/main" val="0"/>
+                        </a:ext>
+                      </a:extLst>
+                    </a:blip>
+                    <a:srcRect b="14186"/>
+                    <a:stretch>
+                      <a:fillRect/>
+                    </a:stretch>
+                  </pic:blipFill>
+                  <pic:spPr bwMode="auto">
+                    <a:xfrm>
+                      <a:off x="0" y="0"/>
+                      <a:ext cx="5731510" cy="3487479"/>
+                    </a:xfrm>
+                    <a:prstGeom prst="rect">
+                      <a:avLst/>
+                    </a:prstGeom>
+                    <a:ln>
+                      <a:noFill/>
+                    </a:ln>
+                    <a:extLst>
+                      <a:ext uri="{53640926-AAD7-44D8-BBD7-CCE9431645EC}">
+                        <a14:shadowObscured xmlns:a14="http://schemas.microsoft.com/office/drawing/2010/main"/>
+                      </a:ext>
+                    </a:extLst>
+                  </pic:spPr>
+                </pic:pic>
+              </a:graphicData>
+            </a:graphic>
+          </wp:inline>
+        </w:drawing>
+      </w:r>
+    </w:p>
+    <w:p>
+      <w:pPr>
+        <w:spacing w:before="240" w:after="240"/>
+      </w:pPr>
+      <w:r>
+        <w:rPr>
+          <w:rFonts w:ascii="Times New Roman" w:eastAsia="Times New Roman" w:hAnsi="Times New Roman" w:cs="Times New Roman"/>
+          <w:sz w:val="28"/>
+          <w:szCs w:val="28"/>
+        </w:rPr>
+        <w:t xml:space="preserve">En cuanto a la frecuencia, se configuró el Schedule Trigger para ejecutarse una vez al día a las 20:00 horas. Se eligió este horario porque el canal e-commerce recibe solicitudes a lo largo de la jornada, de modo que ejecutar el resumen al final del día permite considerar todas las solicitudes recibidas y dejar el reporte disponible para </w:t>
+      </w:r>
+      <w:r>
+        <w:rPr>
+          <w:rFonts w:ascii="Times New Roman" w:eastAsia="Times New Roman" w:hAnsi="Times New Roman" w:cs="Times New Roman"/>
+          <w:sz w:val="28"/>
+          <w:szCs w:val="28"/>
+        </w:rPr>
+        <w:t>el otro día</w:t>
+      </w:r>
+      <w:r>
+        <w:rPr>
+          <w:rFonts w:ascii="Times New Roman" w:eastAsia="Times New Roman" w:hAnsi="Times New Roman" w:cs="Times New Roman"/>
+          <w:sz w:val="28"/>
+          <w:szCs w:val="28"/>
+        </w:rPr>
+        <w:t>.</w:t>
+      </w:r>
+      <w:r>
+        <w:t xml:space="preserve"> </w:t>
+      </w:r>
+      <w:r>
+        <w:rPr>
+          <w:rFonts w:ascii="Times New Roman" w:eastAsia="Times New Roman" w:hAnsi="Times New Roman" w:cs="Times New Roman"/>
+          <w:sz w:val="28"/>
+          <w:szCs w:val="28"/>
+        </w:rPr>
+        <w:t xml:space="preserve">Respecto a qué ocurre un día sin solicitudes, el flujo igualmente se ejecuta a la hora programada, pero al no encontrar registros el nodo de lectura no entrega datos y los nodos siguientes no se ejecutan, por lo que no se envía ningún correo. Esto genera un problema, ya que la ausencia del </w:t>
+      </w:r>
+      <w:r>
+        <w:rPr>
+          <w:rFonts w:ascii="Times New Roman" w:eastAsia="Times New Roman" w:hAnsi="Times New Roman" w:cs="Times New Roman"/>
+          <w:sz w:val="28"/>
+          <w:szCs w:val="28"/>
+        </w:rPr>
+        <w:lastRenderedPageBreak/>
+        <w:t>resumen no permite distinguir entre un día sin devoluciones y una falla del flujo. Como mejora, se podría incorporar un nodo condicional que, al no encontrar registros, envíe igualmente un correo indicando "sin solicitudes en el día</w:t>
+      </w:r>
+      <w:r>
+        <w:rPr>
+          <w:rFonts w:ascii="Times New Roman" w:eastAsia="Times New Roman" w:hAnsi="Times New Roman" w:cs="Times New Roman"/>
+          <w:sz w:val="28"/>
+          <w:szCs w:val="28"/>
+        </w:rPr>
+        <w:t>”</w:t>
+      </w:r>
+      <w:r>
+        <w:rPr>
+          <w:rFonts w:ascii="Times New Roman" w:eastAsia="Times New Roman" w:hAnsi="Times New Roman" w:cs="Times New Roman"/>
+          <w:sz w:val="28"/>
+          <w:szCs w:val="28"/>
+        </w:rPr>
+        <w:t>.</w:t>
+      </w:r>
+    </w:p>
+    <w:p>
+      <w:pPr>
+        <w:spacing w:before="240" w:after="240"/>
+        <w:jc w:val="center"/>
+      </w:pPr>
+      <w:r>
+        <w:rPr>
+          <w:rFonts w:ascii="Times New Roman" w:eastAsia="Times New Roman" w:hAnsi="Times New Roman" w:cs="Times New Roman"/>
+          <w:b/>
+          <w:bCs/>
+          <w:sz w:val="32"/>
+          <w:szCs w:val="32"/>
+          <w:u w:val="single"/>
+        </w:rPr>
+        <w:t>Pa</w:t>
+      </w:r>
+      <w:r>
+        <w:rPr>
+          <w:rFonts w:ascii="Times New Roman" w:eastAsia="Times New Roman" w:hAnsi="Times New Roman" w:cs="Times New Roman"/>
+          <w:b/>
+          <w:bCs/>
+          <w:sz w:val="32"/>
+          <w:szCs w:val="32"/>
+          <w:u w:val="single"/>
+        </w:rPr>
+        <w:t>rte</w:t>
+      </w:r>
+      <w:r>
+        <w:rPr>
+          <w:rFonts w:ascii="Times New Roman" w:eastAsia="Times New Roman" w:hAnsi="Times New Roman" w:cs="Times New Roman"/>
+          <w:b/>
+          <w:bCs/>
+          <w:sz w:val="32"/>
+          <w:szCs w:val="32"/>
+          <w:u w:val="single"/>
+        </w:rPr>
+        <w:t xml:space="preserve"> C – E</w:t>
+      </w:r>
+      <w:r>
+        <w:rPr>
+          <w:rFonts w:ascii="Times New Roman" w:eastAsia="Times New Roman" w:hAnsi="Times New Roman" w:cs="Times New Roman"/>
+          <w:b/>
+          <w:bCs/>
+          <w:sz w:val="32"/>
+          <w:szCs w:val="32"/>
+          <w:u w:val="single"/>
+        </w:rPr>
+        <w:t>rrores y casos bordes</w:t>
+      </w:r>
+    </w:p>
+    <w:p>
+      <w:pPr>
+        <w:spacing w:before="240" w:after="240"/>
+        <w:rPr>
+          <w:rFonts w:ascii="Times New Roman" w:eastAsia="Times New Roman" w:hAnsi="Times New Roman" w:cs="Times New Roman"/>
+          <w:sz w:val="28"/>
+          <w:szCs w:val="28"/>
+        </w:rPr>
+      </w:pPr>
+      <w:r>
+        <w:rPr>
+          <w:rFonts w:ascii="Times New Roman" w:eastAsia="Times New Roman" w:hAnsi="Times New Roman" w:cs="Times New Roman"/>
+          <w:sz w:val="28"/>
+          <w:szCs w:val="28"/>
+        </w:rPr>
+        <w:t>Para evaluar el comportamiento del flujo ante situaciones an</w:t>
+      </w:r>
+      <w:r>
+        <w:rPr>
+          <w:rFonts w:ascii="Times New Roman" w:eastAsia="Times New Roman" w:hAnsi="Times New Roman" w:cs="Times New Roman"/>
+          <w:sz w:val="28"/>
+          <w:szCs w:val="28"/>
+        </w:rPr>
+        <w:t>ormales</w:t>
+      </w:r>
+      <w:r>
+        <w:rPr>
+          <w:rFonts w:ascii="Times New Roman" w:eastAsia="Times New Roman" w:hAnsi="Times New Roman" w:cs="Times New Roman"/>
+          <w:sz w:val="28"/>
+          <w:szCs w:val="28"/>
+        </w:rPr>
+        <w:t xml:space="preserve">, se probaron distintas entradas inválidas y casos límite, </w:t>
+      </w:r>
+      <w:r>
+        <w:rPr>
+          <w:rFonts w:ascii="Times New Roman" w:eastAsia="Times New Roman" w:hAnsi="Times New Roman" w:cs="Times New Roman"/>
+          <w:sz w:val="28"/>
+          <w:szCs w:val="28"/>
+        </w:rPr>
+        <w:t xml:space="preserve">registrando </w:t>
+      </w:r>
+      <w:r>
+        <w:rPr>
+          <w:rFonts w:ascii="Times New Roman" w:eastAsia="Times New Roman" w:hAnsi="Times New Roman" w:cs="Times New Roman"/>
+          <w:sz w:val="28"/>
+          <w:szCs w:val="28"/>
+        </w:rPr>
+        <w:t>en cada caso la carga enviada, el comportamiento esperado y el observado.</w:t>
+      </w:r>
+    </w:p>
+    <w:p>
+      <w:pPr>
+        <w:spacing w:before="240" w:after="240"/>
+      </w:pPr>
+      <w:r>
+        <w:rPr>
+          <w:rFonts w:ascii="Times New Roman" w:eastAsia="Times New Roman" w:hAnsi="Times New Roman" w:cs="Times New Roman"/>
+          <w:sz w:val="28"/>
+          <w:szCs w:val="28"/>
+        </w:rPr>
+        <w:t xml:space="preserve">Las 3 entradas inválidas </w:t>
+      </w:r>
+      <w:r>
+        <w:rPr>
+          <w:rFonts w:ascii="Times New Roman" w:eastAsia="Times New Roman" w:hAnsi="Times New Roman" w:cs="Times New Roman"/>
+          <w:sz w:val="28"/>
+          <w:szCs w:val="28"/>
+        </w:rPr>
+        <w:t>fueron las siguientes:</w:t>
+      </w:r>
+    </w:p>
+    <w:p>
+      <w:pPr>
+        <w:pStyle w:val="Prrafodelista"/>
+        <w:numPr>
+          <w:ilvl w:val="0"/>
+          <w:numId w:val="1"/>
+        </w:numPr>
+        <w:spacing w:before="240" w:after="240"/>
+        <w:rPr>
+          <w:rFonts w:ascii="Times New Roman" w:eastAsia="Times New Roman" w:hAnsi="Times New Roman" w:cs="Times New Roman"/>
+          <w:sz w:val="28"/>
+          <w:szCs w:val="28"/>
+        </w:rPr>
+      </w:pPr>
+      <w:r>
+        <w:rPr>
+          <w:rFonts w:ascii="Times New Roman" w:eastAsia="Times New Roman" w:hAnsi="Times New Roman" w:cs="Times New Roman"/>
+          <w:sz w:val="28"/>
+          <w:szCs w:val="28"/>
+        </w:rPr>
+        <w:t>Identificador vacío.</w:t>
+      </w:r>
+    </w:p>
+    <w:p>
+      <w:pPr>
+        <w:pStyle w:val="Prrafodelista"/>
+        <w:spacing w:before="240" w:after="240"/>
+        <w:rPr>
+          <w:rFonts w:ascii="Times New Roman" w:eastAsia="Times New Roman" w:hAnsi="Times New Roman" w:cs="Times New Roman"/>
+          <w:sz w:val="28"/>
+          <w:szCs w:val="28"/>
+        </w:rPr>
+      </w:pPr>
+      <w:r>
+        <w:rPr>
+          <w:rFonts w:ascii="Times New Roman" w:eastAsia="Times New Roman" w:hAnsi="Times New Roman" w:cs="Times New Roman"/>
+          <w:sz w:val="28"/>
+          <w:szCs w:val="28"/>
+        </w:rPr>
+        <w:t>Se envió una solicitud con el campo id_</w:t>
+      </w:r>
+      <w:proofErr w:type="gramStart"/>
+      <w:r>
+        <w:rPr>
+          <w:rFonts w:ascii="Times New Roman" w:eastAsia="Times New Roman" w:hAnsi="Times New Roman" w:cs="Times New Roman"/>
+          <w:sz w:val="28"/>
+          <w:szCs w:val="28"/>
+        </w:rPr>
+        <w:t>solicitud vacío</w:t>
+      </w:r>
+      <w:proofErr w:type="gramEnd"/>
+      <w:r>
+        <w:rPr>
+          <w:rFonts w:ascii="Times New Roman" w:eastAsia="Times New Roman" w:hAnsi="Times New Roman" w:cs="Times New Roman"/>
+          <w:sz w:val="28"/>
+          <w:szCs w:val="28"/>
+        </w:rPr>
+        <w:t>. Se esperaba que fuera clasificada como DATOS_INVÁLIDOS con motivo INVALIDO_CAMPO, ya que la primera regla del Switch detecta este caso. El comportamiento observado coincidió con lo esperado.</w:t>
+      </w:r>
+    </w:p>
+    <w:p>
+      <w:pPr>
+        <w:pStyle w:val="Prrafodelista"/>
+        <w:spacing w:before="240" w:after="240"/>
+        <w:rPr>
+          <w:rFonts w:ascii="Times New Roman" w:eastAsia="Times New Roman" w:hAnsi="Times New Roman" w:cs="Times New Roman"/>
+          <w:sz w:val="28"/>
+          <w:szCs w:val="28"/>
+        </w:rPr>
+      </w:pPr>
+      <w:r>
+        <w:rPr>
+          <w:rFonts w:ascii="Times New Roman" w:eastAsia="Times New Roman" w:hAnsi="Times New Roman" w:cs="Times New Roman"/>
+          <w:sz w:val="28"/>
+          <w:szCs w:val="28"/>
+        </w:rPr>
+        <w:t>Carga enviada: {"id_solicitud":"", "sku":"PL-120", "monto":"45990", "dias_desde_compra":"2", "estado_producto":"sin_abrir"}</w:t>
+      </w:r>
+    </w:p>
+    <w:p>
+      <w:pPr>
+        <w:pStyle w:val="Prrafodelista"/>
+        <w:spacing w:before="240" w:after="240"/>
+        <w:rPr>
+          <w:rFonts w:ascii="Times New Roman" w:eastAsia="Times New Roman" w:hAnsi="Times New Roman" w:cs="Times New Roman"/>
+          <w:sz w:val="28"/>
+          <w:szCs w:val="28"/>
+        </w:rPr>
+      </w:pPr>
+      <w:r>
+        <w:rPr>
+          <w:noProof/>
+        </w:rPr>
+        <w:drawing>
+          <wp:anchor distT="0" distB="0" distL="114300" distR="114300" simplePos="0" relativeHeight="251658244" behindDoc="0" locked="0" layoutInCell="1" allowOverlap="1" wp14:anchorId="6FE4A625" wp14:editId="665173B4">
+            <wp:simplePos x="0" y="0"/>
+            <wp:positionH relativeFrom="column">
+              <wp:posOffset>361950</wp:posOffset>
+            </wp:positionH>
+            <wp:positionV relativeFrom="paragraph">
+              <wp:posOffset>217805</wp:posOffset>
+            </wp:positionV>
+            <wp:extent cx="5156154" cy="2848326"/>
+            <wp:effectExtent l="0" t="0" r="0" b="0"/>
+            <wp:wrapNone/>
+            <wp:docPr id="1362174190" name="Picture 1434872726"/>
+            <wp:cNvGraphicFramePr>
+              <a:graphicFrameLocks xmlns:a="http://schemas.openxmlformats.org/drawingml/2006/main" noChangeAspect="1"/>
+            </wp:cNvGraphicFramePr>
+            <a:graphic xmlns:a="http://schemas.openxmlformats.org/drawingml/2006/main">
+              <a:graphicData uri="http://schemas.openxmlformats.org/drawingml/2006/picture">
+                <pic:pic xmlns:pic="http://schemas.openxmlformats.org/drawingml/2006/picture">
+                  <pic:nvPicPr>
+                    <pic:cNvPr id="1362174190" name="Picture 1434872726"/>
                     <pic:cNvPicPr/>
                   </pic:nvPicPr>
                   <pic:blipFill>
-                    <a:blip r:embed="rId18">
+                    <a:blip r:embed="rId20">
                       <a:extLst>
                         <a:ext uri="{28A0092B-C50C-407E-A947-70E740481C1C}">
                           <a14:useLocalDpi xmlns:a14="http://schemas.microsoft.com/office/drawing/2010/main"/>
@@ -2733,6 +2989,39 @@
           </wp:anchor>
         </w:drawing>
       </w:r>
+      <w:r>
+        <w:rPr>
+          <w:rFonts w:ascii="Times New Roman" w:eastAsia="Times New Roman" w:hAnsi="Times New Roman" w:cs="Times New Roman"/>
+          <w:sz w:val="28"/>
+          <w:szCs w:val="28"/>
+        </w:rPr>
+        <w:t>Resultado:</w:t>
+      </w:r>
+    </w:p>
+    <w:p>
+      <w:pPr>
+        <w:spacing w:before="240" w:after="240"/>
+        <w:rPr>
+          <w:rFonts w:ascii="Times New Roman" w:eastAsia="Times New Roman" w:hAnsi="Times New Roman" w:cs="Times New Roman"/>
+          <w:sz w:val="28"/>
+          <w:szCs w:val="28"/>
+        </w:rPr>
+      </w:pPr>
+    </w:p>
+    <w:p>
+      <w:pPr>
+        <w:spacing w:before="240" w:after="240"/>
+      </w:pPr>
+    </w:p>
+    <w:p>
+      <w:pPr>
+        <w:spacing w:before="240" w:after="240"/>
+      </w:pPr>
+    </w:p>
+    <w:p>
+      <w:pPr>
+        <w:spacing w:before="240" w:after="240"/>
+      </w:pPr>
     </w:p>
     <w:p>
       <w:pPr>
@@ -2774,8 +3063,43 @@
           <w:sz w:val="28"/>
           <w:szCs w:val="28"/>
         </w:rPr>
+        <w:t>Monto igual a cero.</w:t>
+      </w:r>
+    </w:p>
+    <w:p>
+      <w:pPr>
+        <w:pStyle w:val="Prrafodelista"/>
+        <w:spacing w:before="240" w:after="240"/>
+        <w:rPr>
+          <w:rFonts w:ascii="Times New Roman" w:eastAsia="Times New Roman" w:hAnsi="Times New Roman" w:cs="Times New Roman"/>
+          <w:sz w:val="28"/>
+          <w:szCs w:val="28"/>
+        </w:rPr>
+      </w:pPr>
+      <w:r>
+        <w:rPr>
+          <w:rFonts w:ascii="Times New Roman" w:eastAsia="Times New Roman" w:hAnsi="Times New Roman" w:cs="Times New Roman"/>
+          <w:sz w:val="28"/>
+          <w:szCs w:val="28"/>
+        </w:rPr>
+        <w:t xml:space="preserve">Se envió una solicitud con monto igual a "0". Se esperaba la clasificación DATOS_INVÁLIDOS con motivo INVALIDO_MONTO, por no </w:t>
+      </w:r>
+      <w:r>
+        <w:rPr>
+          <w:rFonts w:ascii="Times New Roman" w:eastAsia="Times New Roman" w:hAnsi="Times New Roman" w:cs="Times New Roman"/>
+          <w:sz w:val="28"/>
+          <w:szCs w:val="28"/>
+        </w:rPr>
         <w:lastRenderedPageBreak/>
-        <w:t>Monto igual a cero.</w:t>
+        <w:t xml:space="preserve">cumplir la condición de que el monto sea mayor que cero. El </w:t>
+      </w:r>
+      <w:r>
+        <w:rPr>
+          <w:rFonts w:ascii="Times New Roman" w:eastAsia="Times New Roman" w:hAnsi="Times New Roman" w:cs="Times New Roman"/>
+          <w:sz w:val="28"/>
+          <w:szCs w:val="28"/>
+        </w:rPr>
+        <w:t>comportamiento observado coincidió con lo esperado.</w:t>
       </w:r>
     </w:p>
     <w:p>
@@ -2794,15 +3118,7 @@
           <w:sz w:val="28"/>
           <w:szCs w:val="28"/>
         </w:rPr>
-        <w:t xml:space="preserve">Se envió una solicitud con monto igual a "0". Se esperaba la clasificación DATOS_INVÁLIDOS con motivo INVALIDO_MONTO, por no cumplir la condición de que el monto sea mayor que cero. El </w:t>
-      </w:r>
-      <w:r>
-        <w:rPr>
-          <w:rFonts w:eastAsiaTheme="minorEastAsia"/>
-          <w:sz w:val="28"/>
-          <w:szCs w:val="28"/>
-        </w:rPr>
-        <w:t>comportamiento observado coincidió con lo esperado.</w:t>
+        <w:t>Carga enviada: {"id_solicitud":"DEV-E02", "sku":"PL-120", "monto":"0", "dias_desde_compra":"2", "estado_producto":"sin_abrir"}</w:t>
       </w:r>
     </w:p>
     <w:p>
@@ -2821,7 +3137,7 @@
           <w:sz w:val="28"/>
           <w:szCs w:val="28"/>
         </w:rPr>
-        <w:t>Carga enviada: {"id_solicitud":"DEV-E02", "sku":"PL-120", "monto":"0", "dias_desde_compra":"2", "estado_producto":"sin_abrir"}</w:t>
+        <w:t xml:space="preserve">Resultado: </w:t>
       </w:r>
     </w:p>
     <w:p>
@@ -2839,18 +3155,18 @@
           <w:noProof/>
         </w:rPr>
         <w:drawing>
-          <wp:anchor distT="0" distB="0" distL="114300" distR="114300" simplePos="0" relativeHeight="251658243" behindDoc="0" locked="0" layoutInCell="1" allowOverlap="1" wp14:anchorId="67239344" wp14:editId="73D4F1EB">
+          <wp:anchor distT="0" distB="0" distL="114300" distR="114300" simplePos="0" relativeHeight="251658243" behindDoc="0" locked="0" layoutInCell="1" allowOverlap="1" wp14:anchorId="67239344" wp14:editId="2DDDC7A1">
             <wp:simplePos x="0" y="0"/>
             <wp:positionH relativeFrom="column">
-              <wp:posOffset>228600</wp:posOffset>
+              <wp:posOffset>229343</wp:posOffset>
             </wp:positionH>
             <wp:positionV relativeFrom="paragraph">
-              <wp:posOffset>239395</wp:posOffset>
+              <wp:posOffset>41998</wp:posOffset>
             </wp:positionV>
             <wp:extent cx="5397549" cy="2990654"/>
             <wp:effectExtent l="0" t="0" r="0" b="0"/>
             <wp:wrapNone/>
-            <wp:docPr id="791290051" name="Picture 967208887"/>
+            <wp:docPr id="1465897183" name="Picture 967208887"/>
             <wp:cNvGraphicFramePr>
               <a:graphicFrameLocks xmlns:a="http://schemas.openxmlformats.org/drawingml/2006/main" noChangeAspect="1"/>
             </wp:cNvGraphicFramePr>
@@ -2858,11 +3174,11 @@
               <a:graphicData uri="http://schemas.openxmlformats.org/drawingml/2006/picture">
                 <pic:pic xmlns:pic="http://schemas.openxmlformats.org/drawingml/2006/picture">
                   <pic:nvPicPr>
-                    <pic:cNvPr id="791290051" name="Picture 967208887"/>
+                    <pic:cNvPr id="1465897183" name="Picture 967208887"/>
                     <pic:cNvPicPr/>
                   </pic:nvPicPr>
                   <pic:blipFill>
-                    <a:blip r:embed="rId19">
+                    <a:blip r:embed="rId21">
                       <a:extLst>
                         <a:ext uri="{28A0092B-C50C-407E-A947-70E740481C1C}">
                           <a14:useLocalDpi xmlns:a14="http://schemas.microsoft.com/office/drawing/2010/main"/>
@@ -2894,25 +3210,6 @@
           </wp:anchor>
         </w:drawing>
       </w:r>
-      <w:r>
-        <w:rPr>
-          <w:rFonts w:ascii="Times New Roman" w:eastAsia="Times New Roman" w:hAnsi="Times New Roman" w:cs="Times New Roman"/>
-          <w:sz w:val="28"/>
-          <w:szCs w:val="28"/>
-        </w:rPr>
-        <w:t xml:space="preserve">Resultado: </w:t>
-      </w:r>
-    </w:p>
-    <w:p>
-      <w:pPr>
-        <w:pStyle w:val="Prrafodelista"/>
-        <w:spacing w:before="240" w:after="240"/>
-        <w:rPr>
-          <w:rFonts w:ascii="Times New Roman" w:eastAsia="Times New Roman" w:hAnsi="Times New Roman" w:cs="Times New Roman"/>
-          <w:sz w:val="28"/>
-          <w:szCs w:val="28"/>
-        </w:rPr>
-      </w:pPr>
     </w:p>
     <w:p>
       <w:pPr>
@@ -3138,7 +3435,7 @@
                     <pic:cNvPicPr/>
                   </pic:nvPicPr>
                   <pic:blipFill>
-                    <a:blip r:embed="rId20">
+                    <a:blip r:embed="rId22">
                       <a:extLst>
                         <a:ext uri="{28A0092B-C50C-407E-A947-70E740481C1C}">
                           <a14:useLocalDpi xmlns:a14="http://schemas.microsoft.com/office/drawing/2010/main"/>
@@ -3252,39 +3549,7 @@
           <w:sz w:val="28"/>
           <w:szCs w:val="28"/>
         </w:rPr>
-        <w:t xml:space="preserve"> y "Continue (using error output)", que continúa dirigiendo el elemento con error a una salida separada. En este trabajo todos los nodos se mantuvieron en "Stop Workflow", ya que en un MVP de triage conviene que cualquier error </w:t>
-      </w:r>
-      <w:r>
-        <w:rPr>
-          <w:rFonts w:ascii="Times New Roman" w:eastAsia="Times New Roman" w:hAnsi="Times New Roman" w:cs="Times New Roman"/>
-          <w:sz w:val="28"/>
-          <w:szCs w:val="28"/>
-        </w:rPr>
-        <w:t>(</w:t>
-      </w:r>
-      <w:r>
-        <w:rPr>
-          <w:rFonts w:ascii="Times New Roman" w:eastAsia="Times New Roman" w:hAnsi="Times New Roman" w:cs="Times New Roman"/>
-          <w:sz w:val="28"/>
-          <w:szCs w:val="28"/>
-        </w:rPr>
-        <w:t>un dato no convertible, una caída de la UF o un fallo al registrar</w:t>
-      </w:r>
-      <w:r>
-        <w:rPr>
-          <w:rFonts w:ascii="Times New Roman" w:eastAsia="Times New Roman" w:hAnsi="Times New Roman" w:cs="Times New Roman"/>
-          <w:sz w:val="28"/>
-          <w:szCs w:val="28"/>
-        </w:rPr>
-        <w:t>)</w:t>
-      </w:r>
-      <w:r>
-        <w:rPr>
-          <w:rFonts w:ascii="Times New Roman" w:eastAsia="Times New Roman" w:hAnsi="Times New Roman" w:cs="Times New Roman"/>
-          <w:sz w:val="28"/>
-          <w:szCs w:val="28"/>
-        </w:rPr>
-        <w:t xml:space="preserve"> detenga la ejecución de forma visible, en lugar de seguir con datos incompletos. Como mejora futura, el nodo de la UF podría usar "Continue (using error output)", para que una caída de mindicador.cl</w:t>
+        <w:t xml:space="preserve"> y "Continue (using error output)", que continúa dirigiendo el elemento con error a una salida separada.</w:t>
       </w:r>
       <w:r>
         <w:rPr>
@@ -3300,7 +3565,75 @@
           <w:sz w:val="28"/>
           <w:szCs w:val="28"/>
         </w:rPr>
-        <w:t>no impida clasificar la solicitud.</w:t>
+        <w:t xml:space="preserve">En este trabajo se mantuvo "Stop </w:t>
+      </w:r>
+      <w:proofErr w:type="spellStart"/>
+      <w:r>
+        <w:rPr>
+          <w:rFonts w:ascii="Times New Roman" w:eastAsia="Times New Roman" w:hAnsi="Times New Roman" w:cs="Times New Roman"/>
+          <w:sz w:val="28"/>
+          <w:szCs w:val="28"/>
+        </w:rPr>
+        <w:t>Workflow</w:t>
+      </w:r>
+      <w:proofErr w:type="spellEnd"/>
+      <w:r>
+        <w:rPr>
+          <w:rFonts w:ascii="Times New Roman" w:eastAsia="Times New Roman" w:hAnsi="Times New Roman" w:cs="Times New Roman"/>
+          <w:sz w:val="28"/>
+          <w:szCs w:val="28"/>
+        </w:rPr>
+        <w:t>" en todos los nodos, por razones distintas según el nodo. En el Switch, porque un dato que no puede convertirse no debe clasificarse con una ruta equivocada. En Consultar UF, porque si la consulta falla la notificación y el registro quedarían sin el monto en UF</w:t>
+      </w:r>
+      <w:r>
+        <w:rPr>
+          <w:rFonts w:ascii="Times New Roman" w:eastAsia="Times New Roman" w:hAnsi="Times New Roman" w:cs="Times New Roman"/>
+          <w:sz w:val="28"/>
+          <w:szCs w:val="28"/>
+        </w:rPr>
+        <w:t>.</w:t>
+      </w:r>
+      <w:r>
+        <w:rPr>
+          <w:rFonts w:ascii="Times New Roman" w:eastAsia="Times New Roman" w:hAnsi="Times New Roman" w:cs="Times New Roman"/>
+          <w:sz w:val="28"/>
+          <w:szCs w:val="28"/>
+        </w:rPr>
+        <w:t xml:space="preserve"> </w:t>
+      </w:r>
+      <w:r>
+        <w:rPr>
+          <w:rFonts w:ascii="Times New Roman" w:eastAsia="Times New Roman" w:hAnsi="Times New Roman" w:cs="Times New Roman"/>
+          <w:sz w:val="28"/>
+          <w:szCs w:val="28"/>
+        </w:rPr>
+        <w:t>C</w:t>
+      </w:r>
+      <w:r>
+        <w:rPr>
+          <w:rFonts w:ascii="Times New Roman" w:eastAsia="Times New Roman" w:hAnsi="Times New Roman" w:cs="Times New Roman"/>
+          <w:sz w:val="28"/>
+          <w:szCs w:val="28"/>
+        </w:rPr>
+        <w:t>omo mejora futura, este nodo podría usar "Continue (</w:t>
+      </w:r>
+      <w:proofErr w:type="spellStart"/>
+      <w:r>
+        <w:rPr>
+          <w:rFonts w:ascii="Times New Roman" w:eastAsia="Times New Roman" w:hAnsi="Times New Roman" w:cs="Times New Roman"/>
+          <w:sz w:val="28"/>
+          <w:szCs w:val="28"/>
+        </w:rPr>
+        <w:t>using</w:t>
+      </w:r>
+      <w:proofErr w:type="spellEnd"/>
+      <w:r>
+        <w:rPr>
+          <w:rFonts w:ascii="Times New Roman" w:eastAsia="Times New Roman" w:hAnsi="Times New Roman" w:cs="Times New Roman"/>
+          <w:sz w:val="28"/>
+          <w:szCs w:val="28"/>
+        </w:rPr>
+        <w:t xml:space="preserve"> error output)" para que una caída de mindicador.cl no impida clasificar la solicitud. En Guardar registro, porque una decisión que no queda registrada no es auditable según la regla 7. Y en Send Email, para que una falla en el envío del resumen quede visible en lugar de pasar desapercibida.</w:t>
       </w:r>
     </w:p>
     <w:p>
@@ -3384,7 +3717,16 @@
           <w:sz w:val="28"/>
           <w:szCs w:val="28"/>
         </w:rPr>
-        <w:t>sin que nadie se dé cuenta</w:t>
+        <w:t xml:space="preserve">sin que nadie </w:t>
+      </w:r>
+      <w:r>
+        <w:rPr>
+          <w:rFonts w:ascii="Times New Roman" w:eastAsia="Times New Roman" w:hAnsi="Times New Roman" w:cs="Times New Roman"/>
+          <w:sz w:val="28"/>
+          <w:szCs w:val="28"/>
+        </w:rPr>
+        <w:lastRenderedPageBreak/>
+        <w:t>se dé cuenta</w:t>
       </w:r>
       <w:r>
         <w:rPr>
@@ -3394,11 +3736,6 @@
         </w:rPr>
         <w:t>. Un Error Workflow evita esto al convertir cada fallo en una alerta activa.</w:t>
       </w:r>
-    </w:p>
-    <w:p>
-      <w:pPr>
-        <w:spacing w:before="240" w:after="240"/>
-      </w:pPr>
     </w:p>
     <w:p>
       <w:pPr>
@@ -3419,7 +3756,6 @@
           <w:sz w:val="28"/>
           <w:szCs w:val="28"/>
         </w:rPr>
-        <w:lastRenderedPageBreak/>
         <w:t>Casos límites y pruebas de robustez.</w:t>
       </w:r>
     </w:p>
@@ -3486,7 +3822,7 @@
                     <pic:cNvPicPr/>
                   </pic:nvPicPr>
                   <pic:blipFill>
-                    <a:blip r:embed="rId21">
+                    <a:blip r:embed="rId23">
                       <a:extLst>
                         <a:ext uri="{28A0092B-C50C-407E-A947-70E740481C1C}">
                           <a14:useLocalDpi xmlns:a14="http://schemas.microsoft.com/office/drawing/2010/main"/>
@@ -3580,7 +3916,7 @@
                     <pic:cNvPicPr/>
                   </pic:nvPicPr>
                   <pic:blipFill>
-                    <a:blip r:embed="rId22">
+                    <a:blip r:embed="rId24">
                       <a:extLst>
                         <a:ext uri="{28A0092B-C50C-407E-A947-70E740481C1C}">
                           <a14:useLocalDpi xmlns:a14="http://schemas.microsoft.com/office/drawing/2010/main"/>
@@ -3610,83 +3946,117 @@
     <w:p>
       <w:pPr>
         <w:spacing w:before="240" w:after="240"/>
-      </w:pPr>
-      <w:r>
-        <w:rPr>
-          <w:rFonts w:ascii="Times New Roman" w:eastAsia="Times New Roman" w:hAnsi="Times New Roman" w:cs="Times New Roman"/>
-          <w:sz w:val="28"/>
-          <w:szCs w:val="28"/>
-        </w:rPr>
-        <w:t>También se realizó una prueba de error intencional</w:t>
-      </w:r>
-      <w:r>
-        <w:rPr>
-          <w:rFonts w:ascii="Times New Roman" w:eastAsia="Times New Roman" w:hAnsi="Times New Roman" w:cs="Times New Roman"/>
-          <w:sz w:val="28"/>
-          <w:szCs w:val="28"/>
-        </w:rPr>
-        <w:t>, donde</w:t>
-      </w:r>
-      <w:r>
-        <w:rPr>
-          <w:rFonts w:ascii="Times New Roman" w:eastAsia="Times New Roman" w:hAnsi="Times New Roman" w:cs="Times New Roman"/>
-          <w:sz w:val="28"/>
-          <w:szCs w:val="28"/>
-        </w:rPr>
-        <w:t xml:space="preserve"> se modificó la condición del monto en el Switch, cambiándola de Number a String, y se envió DEV-C01 (monto $9.990). </w:t>
-      </w:r>
-      <w:r>
-        <w:rPr>
-          <w:rFonts w:ascii="Times New Roman" w:eastAsia="Times New Roman" w:hAnsi="Times New Roman" w:cs="Times New Roman"/>
-          <w:sz w:val="28"/>
-          <w:szCs w:val="28"/>
-        </w:rPr>
-        <w:t xml:space="preserve">Dado que el texto no admite comparaciones de tamaño como </w:t>
-      </w:r>
-      <w:r>
-        <w:rPr>
-          <w:rFonts w:ascii="Times New Roman" w:eastAsia="Times New Roman" w:hAnsi="Times New Roman" w:cs="Times New Roman"/>
-          <w:sz w:val="28"/>
-          <w:szCs w:val="28"/>
-        </w:rPr>
-        <w:t xml:space="preserve">"mayor que", </w:t>
-      </w:r>
-      <w:r>
-        <w:rPr>
-          <w:rFonts w:ascii="Times New Roman" w:eastAsia="Times New Roman" w:hAnsi="Times New Roman" w:cs="Times New Roman"/>
-          <w:sz w:val="28"/>
-          <w:szCs w:val="28"/>
-        </w:rPr>
-        <w:t>se sel</w:t>
-      </w:r>
-      <w:r>
-        <w:rPr>
-          <w:rFonts w:ascii="Times New Roman" w:eastAsia="Times New Roman" w:hAnsi="Times New Roman" w:cs="Times New Roman"/>
-          <w:sz w:val="28"/>
-          <w:szCs w:val="28"/>
-        </w:rPr>
-        <w:t>e</w:t>
-      </w:r>
-      <w:r>
-        <w:rPr>
-          <w:rFonts w:ascii="Times New Roman" w:eastAsia="Times New Roman" w:hAnsi="Times New Roman" w:cs="Times New Roman"/>
-          <w:sz w:val="28"/>
-          <w:szCs w:val="28"/>
-        </w:rPr>
-        <w:t xml:space="preserve">ccionó </w:t>
-      </w:r>
-      <w:r>
-        <w:rPr>
-          <w:rFonts w:ascii="Times New Roman" w:eastAsia="Times New Roman" w:hAnsi="Times New Roman" w:cs="Times New Roman"/>
-          <w:sz w:val="28"/>
-          <w:szCs w:val="28"/>
-        </w:rPr>
-        <w:t>"igual a", y la solicitud fue clasificada como APROBACIÓN. Esto evidencia que, al evaluar el monto como texto, la regla pierde la capacidad de comparar magnitudes y el control de montos altos queda inactivo, sin generar ningún error visible. La prueba muestra la importancia de definir correctamente el tipo de dato en cada condición.</w:t>
-      </w:r>
-    </w:p>
-    <w:p>
-      <w:pPr>
-        <w:spacing w:before="240" w:after="240"/>
+        <w:rPr>
+          <w:rFonts w:ascii="Times New Roman" w:eastAsia="Times New Roman" w:hAnsi="Times New Roman" w:cs="Times New Roman"/>
+          <w:sz w:val="28"/>
+          <w:szCs w:val="28"/>
+        </w:rPr>
+      </w:pPr>
+      <w:r>
+        <w:rPr>
+          <w:rFonts w:ascii="Times New Roman" w:eastAsia="Times New Roman" w:hAnsi="Times New Roman" w:cs="Times New Roman"/>
+          <w:sz w:val="28"/>
+          <w:szCs w:val="28"/>
+        </w:rPr>
+        <w:t>También se realizó la prueba de error de tipo</w:t>
+      </w:r>
+      <w:r>
+        <w:rPr>
+          <w:rFonts w:ascii="Times New Roman" w:eastAsia="Times New Roman" w:hAnsi="Times New Roman" w:cs="Times New Roman"/>
+          <w:sz w:val="28"/>
+          <w:szCs w:val="28"/>
+        </w:rPr>
+        <w:t xml:space="preserve">, </w:t>
+      </w:r>
+      <w:r>
+        <w:rPr>
+          <w:rFonts w:ascii="Times New Roman" w:eastAsia="Times New Roman" w:hAnsi="Times New Roman" w:cs="Times New Roman"/>
+          <w:sz w:val="28"/>
+          <w:szCs w:val="28"/>
+        </w:rPr>
+        <w:t>se cambió la condición del monto de Number a String y se envió DEV-C01 (monto $9.990), que fue clasificada como APROBACIÓN. Como texto, la condición solo permite "</w:t>
+      </w:r>
+      <w:proofErr w:type="spellStart"/>
+      <w:r>
+        <w:rPr>
+          <w:rFonts w:ascii="Times New Roman" w:eastAsia="Times New Roman" w:hAnsi="Times New Roman" w:cs="Times New Roman"/>
+          <w:sz w:val="28"/>
+          <w:szCs w:val="28"/>
+        </w:rPr>
+        <w:t>is</w:t>
+      </w:r>
+      <w:proofErr w:type="spellEnd"/>
+      <w:r>
+        <w:rPr>
+          <w:rFonts w:ascii="Times New Roman" w:eastAsia="Times New Roman" w:hAnsi="Times New Roman" w:cs="Times New Roman"/>
+          <w:sz w:val="28"/>
+          <w:szCs w:val="28"/>
+        </w:rPr>
+        <w:t xml:space="preserve"> </w:t>
+      </w:r>
+      <w:proofErr w:type="spellStart"/>
+      <w:r>
+        <w:rPr>
+          <w:rFonts w:ascii="Times New Roman" w:eastAsia="Times New Roman" w:hAnsi="Times New Roman" w:cs="Times New Roman"/>
+          <w:sz w:val="28"/>
+          <w:szCs w:val="28"/>
+        </w:rPr>
+        <w:t>equal</w:t>
+      </w:r>
+      <w:proofErr w:type="spellEnd"/>
+      <w:r>
+        <w:rPr>
+          <w:rFonts w:ascii="Times New Roman" w:eastAsia="Times New Roman" w:hAnsi="Times New Roman" w:cs="Times New Roman"/>
+          <w:sz w:val="28"/>
+          <w:szCs w:val="28"/>
+        </w:rPr>
+        <w:t xml:space="preserve"> </w:t>
+      </w:r>
+      <w:proofErr w:type="spellStart"/>
+      <w:r>
+        <w:rPr>
+          <w:rFonts w:ascii="Times New Roman" w:eastAsia="Times New Roman" w:hAnsi="Times New Roman" w:cs="Times New Roman"/>
+          <w:sz w:val="28"/>
+          <w:szCs w:val="28"/>
+        </w:rPr>
+        <w:t>to</w:t>
+      </w:r>
+      <w:proofErr w:type="spellEnd"/>
+      <w:r>
+        <w:rPr>
+          <w:rFonts w:ascii="Times New Roman" w:eastAsia="Times New Roman" w:hAnsi="Times New Roman" w:cs="Times New Roman"/>
+          <w:sz w:val="28"/>
+          <w:szCs w:val="28"/>
+        </w:rPr>
+        <w:t xml:space="preserve">", por lo que "9990" no coincide con "72000" y la solicitud cae en el </w:t>
+      </w:r>
+      <w:proofErr w:type="spellStart"/>
+      <w:r>
+        <w:rPr>
+          <w:rFonts w:ascii="Times New Roman" w:eastAsia="Times New Roman" w:hAnsi="Times New Roman" w:cs="Times New Roman"/>
+          <w:sz w:val="28"/>
+          <w:szCs w:val="28"/>
+        </w:rPr>
+        <w:t>Fallback</w:t>
+      </w:r>
+      <w:proofErr w:type="spellEnd"/>
+      <w:r>
+        <w:rPr>
+          <w:rFonts w:ascii="Times New Roman" w:eastAsia="Times New Roman" w:hAnsi="Times New Roman" w:cs="Times New Roman"/>
+          <w:sz w:val="28"/>
+          <w:szCs w:val="28"/>
+        </w:rPr>
+        <w:t>; el control de montos altos deja de funcionar sin mostrar ningún error. Luego se revirtió la condición a Number.</w:t>
+      </w:r>
+    </w:p>
+    <w:p>
+      <w:pPr>
+        <w:spacing w:before="240" w:after="240"/>
+        <w:rPr>
+          <w:rFonts w:ascii="Times New Roman" w:eastAsia="Times New Roman" w:hAnsi="Times New Roman" w:cs="Times New Roman"/>
+          <w:sz w:val="28"/>
+          <w:szCs w:val="28"/>
+        </w:rPr>
       </w:pPr>
       <w:r>
         <w:rPr>
@@ -3700,16 +4070,24 @@
     <w:p>
       <w:pPr>
         <w:spacing w:before="240" w:after="240"/>
-      </w:pPr>
-      <w:r>
-        <w:rPr>
+        <w:rPr>
+          <w:rFonts w:ascii="Times New Roman" w:eastAsia="Times New Roman" w:hAnsi="Times New Roman" w:cs="Times New Roman"/>
+          <w:sz w:val="28"/>
+          <w:szCs w:val="28"/>
+        </w:rPr>
+      </w:pPr>
+      <w:r>
+        <w:rPr>
+          <w:rFonts w:ascii="Times New Roman" w:eastAsia="Times New Roman" w:hAnsi="Times New Roman" w:cs="Times New Roman"/>
           <w:noProof/>
+          <w:sz w:val="28"/>
+          <w:szCs w:val="28"/>
         </w:rPr>
         <w:drawing>
-          <wp:inline distT="0" distB="0" distL="0" distR="0" wp14:anchorId="7BBD17FF" wp14:editId="03BD76E5">
-            <wp:extent cx="5576873" cy="3062177"/>
+          <wp:inline distT="0" distB="0" distL="0" distR="0" wp14:anchorId="42841A69" wp14:editId="5F96E11A">
+            <wp:extent cx="5731510" cy="3167380"/>
             <wp:effectExtent l="0" t="0" r="0" b="0"/>
-            <wp:docPr id="1533290050" name="drawing"/>
+            <wp:docPr id="1329760239" name="Imagen 5"/>
             <wp:cNvGraphicFramePr>
               <a:graphicFrameLocks xmlns:a="http://schemas.openxmlformats.org/drawingml/2006/main" noChangeAspect="1"/>
             </wp:cNvGraphicFramePr>
@@ -3717,153 +4095,11 @@
               <a:graphicData uri="http://schemas.openxmlformats.org/drawingml/2006/picture">
                 <pic:pic xmlns:pic="http://schemas.openxmlformats.org/drawingml/2006/picture">
                   <pic:nvPicPr>
-                    <pic:cNvPr id="1533290050" name="Picture 1533290050"/>
+                    <pic:cNvPr id="1329760239" name="Imagen 1329760239"/>
                     <pic:cNvPicPr/>
                   </pic:nvPicPr>
                   <pic:blipFill>
-                    <a:blip r:embed="rId23">
-                      <a:extLst>
-                        <a:ext uri="{28A0092B-C50C-407E-A947-70E740481C1C}">
-                          <a14:useLocalDpi xmlns:a14="http://schemas.microsoft.com/office/drawing/2010/main"/>
-                        </a:ext>
-                      </a:extLst>
-                    </a:blip>
-                    <a:stretch>
-                      <a:fillRect/>
-                    </a:stretch>
-                  </pic:blipFill>
-                  <pic:spPr>
-                    <a:xfrm>
-                      <a:off x="0" y="0"/>
-                      <a:ext cx="5689818" cy="3124193"/>
-                    </a:xfrm>
-                    <a:prstGeom prst="rect">
-                      <a:avLst/>
-                    </a:prstGeom>
-                  </pic:spPr>
-                </pic:pic>
-              </a:graphicData>
-            </a:graphic>
-          </wp:inline>
-        </w:drawing>
-      </w:r>
-    </w:p>
-    <w:p>
-      <w:pPr>
-        <w:spacing w:before="240" w:after="240"/>
-        <w:rPr>
-          <w:rFonts w:ascii="Times New Roman" w:eastAsia="Times New Roman" w:hAnsi="Times New Roman" w:cs="Times New Roman"/>
-          <w:b/>
-          <w:bCs/>
-          <w:sz w:val="28"/>
-          <w:szCs w:val="28"/>
-        </w:rPr>
-      </w:pPr>
-      <w:r>
-        <w:rPr>
-          <w:rFonts w:ascii="Times New Roman" w:eastAsia="Times New Roman" w:hAnsi="Times New Roman" w:cs="Times New Roman"/>
-          <w:b/>
-          <w:bCs/>
-          <w:sz w:val="28"/>
-          <w:szCs w:val="28"/>
-        </w:rPr>
-        <w:lastRenderedPageBreak/>
-        <w:t>Casos que el flujo no puede resolver.</w:t>
-      </w:r>
-    </w:p>
-    <w:p>
-      <w:pPr>
-        <w:spacing w:before="240" w:after="240"/>
-        <w:rPr>
-          <w:rFonts w:ascii="Times New Roman" w:eastAsia="Times New Roman" w:hAnsi="Times New Roman" w:cs="Times New Roman"/>
-          <w:sz w:val="28"/>
-          <w:szCs w:val="28"/>
-        </w:rPr>
-      </w:pPr>
-      <w:r>
-        <w:rPr>
-          <w:rFonts w:ascii="Times New Roman" w:eastAsia="Times New Roman" w:hAnsi="Times New Roman" w:cs="Times New Roman"/>
-          <w:sz w:val="28"/>
-          <w:szCs w:val="28"/>
-        </w:rPr>
-        <w:t>Finalmente, se identificaron dos situaciones que el flujo actual no logra manejar. La primera es un monto en palabras como "veinte mil": al no poder convertirse a número, el Switch falla y detiene la ejecución</w:t>
-      </w:r>
-      <w:r>
-        <w:rPr>
-          <w:rFonts w:ascii="Times New Roman" w:eastAsia="Times New Roman" w:hAnsi="Times New Roman" w:cs="Times New Roman"/>
-          <w:sz w:val="28"/>
-          <w:szCs w:val="28"/>
-        </w:rPr>
-        <w:t xml:space="preserve"> (situación mostrada anteriormente en las entradas inválidas),</w:t>
-      </w:r>
-      <w:r>
-        <w:rPr>
-          <w:rFonts w:ascii="Times New Roman" w:eastAsia="Times New Roman" w:hAnsi="Times New Roman" w:cs="Times New Roman"/>
-          <w:sz w:val="28"/>
-          <w:szCs w:val="28"/>
-        </w:rPr>
-        <w:t xml:space="preserve"> sin distinguir un dato mal ingresado de un error del sistema; para detectarla se necesitaría una validación previa que verifique que el monto contiene solo dígitos antes de evaluarlo.</w:t>
-      </w:r>
-      <w:r>
-        <w:rPr>
-          <w:rFonts w:ascii="Times New Roman" w:eastAsia="Times New Roman" w:hAnsi="Times New Roman" w:cs="Times New Roman"/>
-          <w:sz w:val="28"/>
-          <w:szCs w:val="28"/>
-        </w:rPr>
-        <w:t xml:space="preserve"> </w:t>
-      </w:r>
-    </w:p>
-    <w:p>
-      <w:pPr>
-        <w:spacing w:before="240" w:after="240"/>
-        <w:rPr>
-          <w:rFonts w:ascii="Times New Roman" w:eastAsia="Times New Roman" w:hAnsi="Times New Roman" w:cs="Times New Roman"/>
-          <w:sz w:val="28"/>
-          <w:szCs w:val="28"/>
-        </w:rPr>
-      </w:pPr>
-      <w:r>
-        <w:rPr>
-          <w:rFonts w:ascii="Times New Roman" w:eastAsia="Times New Roman" w:hAnsi="Times New Roman" w:cs="Times New Roman"/>
-          <w:sz w:val="28"/>
-          <w:szCs w:val="28"/>
-        </w:rPr>
-        <w:t>En este caso, se ingresó una solicitud con el SKU ZZ-999. Como se observa en la siguiente imagen, el flujo procesa la solicitud y la clasifica según el monto, los días transcurridos desde la compra y el estado del producto, ya que no verifica si el SKU existe en el catálogo. Para evitar esto, sería necesario incorporar una validación que compruebe que el código exista antes de continuar con el proceso.</w:t>
-      </w:r>
-    </w:p>
-    <w:p>
-      <w:pPr>
-        <w:spacing w:before="240" w:after="240"/>
-        <w:rPr>
-          <w:rFonts w:ascii="Times New Roman" w:eastAsia="Times New Roman" w:hAnsi="Times New Roman" w:cs="Times New Roman"/>
-          <w:sz w:val="28"/>
-          <w:szCs w:val="28"/>
-        </w:rPr>
-      </w:pPr>
-      <w:r>
-        <w:rPr>
-          <w:rFonts w:ascii="Times New Roman" w:eastAsia="Times New Roman" w:hAnsi="Times New Roman" w:cs="Times New Roman"/>
-          <w:noProof/>
-          <w:sz w:val="28"/>
-          <w:szCs w:val="28"/>
-        </w:rPr>
-        <w:drawing>
-          <wp:inline distT="0" distB="0" distL="0" distR="0" wp14:anchorId="04F7AC2D" wp14:editId="16B214E4">
-            <wp:extent cx="5975275" cy="3306725"/>
-            <wp:effectExtent l="0" t="0" r="0" b="0"/>
-            <wp:docPr id="836935315" name="Imagen 1"/>
-            <wp:cNvGraphicFramePr>
-              <a:graphicFrameLocks xmlns:a="http://schemas.openxmlformats.org/drawingml/2006/main" noChangeAspect="1"/>
-            </wp:cNvGraphicFramePr>
-            <a:graphic xmlns:a="http://schemas.openxmlformats.org/drawingml/2006/main">
-              <a:graphicData uri="http://schemas.openxmlformats.org/drawingml/2006/picture">
-                <pic:pic xmlns:pic="http://schemas.openxmlformats.org/drawingml/2006/picture">
-                  <pic:nvPicPr>
-                    <pic:cNvPr id="836935315" name="Imagen 836935315"/>
-                    <pic:cNvPicPr/>
-                  </pic:nvPicPr>
-                  <pic:blipFill>
-                    <a:blip r:embed="rId24" cstate="print">
+                    <a:blip r:embed="rId25" cstate="print">
                       <a:extLst>
                         <a:ext uri="{28A0092B-C50C-407E-A947-70E740481C1C}">
                           <a14:useLocalDpi xmlns:a14="http://schemas.microsoft.com/office/drawing/2010/main" val="0"/>
@@ -3877,7 +4113,154 @@
                   <pic:spPr>
                     <a:xfrm>
                       <a:off x="0" y="0"/>
-                      <a:ext cx="5995521" cy="3317929"/>
+                      <a:ext cx="5731510" cy="3167380"/>
+                    </a:xfrm>
+                    <a:prstGeom prst="rect">
+                      <a:avLst/>
+                    </a:prstGeom>
+                  </pic:spPr>
+                </pic:pic>
+              </a:graphicData>
+            </a:graphic>
+          </wp:inline>
+        </w:drawing>
+      </w:r>
+    </w:p>
+    <w:p>
+      <w:pPr>
+        <w:spacing w:before="240" w:after="240"/>
+      </w:pPr>
+    </w:p>
+    <w:p>
+      <w:pPr>
+        <w:spacing w:before="240" w:after="240"/>
+        <w:rPr>
+          <w:rFonts w:ascii="Times New Roman" w:eastAsia="Times New Roman" w:hAnsi="Times New Roman" w:cs="Times New Roman"/>
+          <w:b/>
+          <w:bCs/>
+          <w:sz w:val="28"/>
+          <w:szCs w:val="28"/>
+        </w:rPr>
+      </w:pPr>
+      <w:r>
+        <w:rPr>
+          <w:rFonts w:ascii="Times New Roman" w:eastAsia="Times New Roman" w:hAnsi="Times New Roman" w:cs="Times New Roman"/>
+          <w:b/>
+          <w:bCs/>
+          <w:sz w:val="28"/>
+          <w:szCs w:val="28"/>
+        </w:rPr>
+        <w:lastRenderedPageBreak/>
+        <w:t>Casos que el flujo no puede resolver.</w:t>
+      </w:r>
+    </w:p>
+    <w:p>
+      <w:pPr>
+        <w:spacing w:before="240" w:after="240"/>
+        <w:rPr>
+          <w:rFonts w:ascii="Times New Roman" w:eastAsia="Times New Roman" w:hAnsi="Times New Roman" w:cs="Times New Roman"/>
+          <w:sz w:val="28"/>
+          <w:szCs w:val="28"/>
+        </w:rPr>
+      </w:pPr>
+      <w:r>
+        <w:rPr>
+          <w:rFonts w:ascii="Times New Roman" w:eastAsia="Times New Roman" w:hAnsi="Times New Roman" w:cs="Times New Roman"/>
+          <w:sz w:val="28"/>
+          <w:szCs w:val="28"/>
+        </w:rPr>
+        <w:t>Finalmente, se identificaron dos situaciones que el flujo actual no logra manejar. La primera es un monto en palabras como "veinte mil": al no poder convertirse a número, el Switch falla y detiene la ejecución</w:t>
+      </w:r>
+      <w:r>
+        <w:rPr>
+          <w:rFonts w:ascii="Times New Roman" w:eastAsia="Times New Roman" w:hAnsi="Times New Roman" w:cs="Times New Roman"/>
+          <w:sz w:val="28"/>
+          <w:szCs w:val="28"/>
+        </w:rPr>
+        <w:t xml:space="preserve"> (situación mostrada anteriormente en las entradas inválidas),</w:t>
+      </w:r>
+      <w:r>
+        <w:rPr>
+          <w:rFonts w:ascii="Times New Roman" w:eastAsia="Times New Roman" w:hAnsi="Times New Roman" w:cs="Times New Roman"/>
+          <w:sz w:val="28"/>
+          <w:szCs w:val="28"/>
+        </w:rPr>
+        <w:t xml:space="preserve"> sin distinguir un dato mal ingresado de un error del sistema; para detectarla se necesitaría una validación previa que verifique que el monto contiene solo dígitos antes de evaluarlo.</w:t>
+      </w:r>
+      <w:r>
+        <w:rPr>
+          <w:rFonts w:ascii="Times New Roman" w:eastAsia="Times New Roman" w:hAnsi="Times New Roman" w:cs="Times New Roman"/>
+          <w:sz w:val="28"/>
+          <w:szCs w:val="28"/>
+        </w:rPr>
+        <w:t xml:space="preserve"> </w:t>
+      </w:r>
+    </w:p>
+    <w:p>
+      <w:pPr>
+        <w:spacing w:before="240" w:after="240"/>
+        <w:rPr>
+          <w:rFonts w:ascii="Times New Roman" w:eastAsia="Times New Roman" w:hAnsi="Times New Roman" w:cs="Times New Roman"/>
+          <w:sz w:val="28"/>
+          <w:szCs w:val="28"/>
+        </w:rPr>
+      </w:pPr>
+      <w:r>
+        <w:rPr>
+          <w:rFonts w:ascii="Times New Roman" w:eastAsia="Times New Roman" w:hAnsi="Times New Roman" w:cs="Times New Roman"/>
+          <w:sz w:val="28"/>
+          <w:szCs w:val="28"/>
+        </w:rPr>
+        <w:t>En este caso, se ingresó una solicitud con el SKU ZZ-999. Como se observa en la siguiente imagen, el flujo procesa la solicitud y la clasifica según el monto, los días transcurridos desde la compra y el estado del producto, ya que no verifica si el SKU existe en el catálogo. Para evitar esto, sería necesario incorporar una validación que compruebe que el código exista antes de continuar con el proceso.</w:t>
+      </w:r>
+    </w:p>
+    <w:p>
+      <w:pPr>
+        <w:spacing w:before="240" w:after="240"/>
+        <w:rPr>
+          <w:rFonts w:ascii="Times New Roman" w:eastAsia="Times New Roman" w:hAnsi="Times New Roman" w:cs="Times New Roman"/>
+          <w:sz w:val="28"/>
+          <w:szCs w:val="28"/>
+        </w:rPr>
+      </w:pPr>
+      <w:r>
+        <w:rPr>
+          <w:rFonts w:ascii="Times New Roman" w:eastAsia="Times New Roman" w:hAnsi="Times New Roman" w:cs="Times New Roman"/>
+          <w:noProof/>
+          <w:sz w:val="28"/>
+          <w:szCs w:val="28"/>
+        </w:rPr>
+        <w:drawing>
+          <wp:inline distT="0" distB="0" distL="0" distR="0" wp14:anchorId="09BC1BF6" wp14:editId="170E6129">
+            <wp:extent cx="5731510" cy="3124200"/>
+            <wp:effectExtent l="0" t="0" r="0" b="0"/>
+            <wp:docPr id="1329646015" name="Imagen 2"/>
+            <wp:cNvGraphicFramePr>
+              <a:graphicFrameLocks xmlns:a="http://schemas.openxmlformats.org/drawingml/2006/main" noChangeAspect="1"/>
+            </wp:cNvGraphicFramePr>
+            <a:graphic xmlns:a="http://schemas.openxmlformats.org/drawingml/2006/main">
+              <a:graphicData uri="http://schemas.openxmlformats.org/drawingml/2006/picture">
+                <pic:pic xmlns:pic="http://schemas.openxmlformats.org/drawingml/2006/picture">
+                  <pic:nvPicPr>
+                    <pic:cNvPr id="1329646015" name="Imagen 1329646015"/>
+                    <pic:cNvPicPr/>
+                  </pic:nvPicPr>
+                  <pic:blipFill>
+                    <a:blip r:embed="rId26" cstate="print">
+                      <a:extLst>
+                        <a:ext uri="{28A0092B-C50C-407E-A947-70E740481C1C}">
+                          <a14:useLocalDpi xmlns:a14="http://schemas.microsoft.com/office/drawing/2010/main" val="0"/>
+                        </a:ext>
+                      </a:extLst>
+                    </a:blip>
+                    <a:stretch>
+                      <a:fillRect/>
+                    </a:stretch>
+                  </pic:blipFill>
+                  <pic:spPr>
+                    <a:xfrm>
+                      <a:off x="0" y="0"/>
+                      <a:ext cx="5731510" cy="3124200"/>
                     </a:xfrm>
                     <a:prstGeom prst="rect">
                       <a:avLst/>
@@ -3965,7 +4348,7 @@
                     <pic:cNvPicPr/>
                   </pic:nvPicPr>
                   <pic:blipFill>
-                    <a:blip r:embed="rId25">
+                    <a:blip r:embed="rId27">
                       <a:extLst>
                         <a:ext uri="{28A0092B-C50C-407E-A947-70E740481C1C}">
                           <a14:useLocalDpi xmlns:a14="http://schemas.microsoft.com/office/drawing/2010/main"/>
@@ -4309,8 +4692,8 @@
       </w:pPr>
     </w:p>
     <w:sectPr>
-      <w:headerReference w:type="default" r:id="rId26"/>
-      <w:footerReference w:type="default" r:id="rId27"/>
+      <w:headerReference w:type="default" r:id="rId28"/>
+      <w:footerReference w:type="default" r:id="rId29"/>
       <w:pgSz w:w="11906" w:h="16838"/>
       <w:pgMar w:top="1440" w:right="1440" w:bottom="1440" w:left="1440" w:header="720" w:footer="720" w:gutter="0"/>
       <w:cols w:space="720"/>
@@ -5265,6 +5648,17 @@
       <w:contextualSpacing/>
     </w:pPr>
   </w:style>
+  <w:style w:type="paragraph" w:styleId="NormalWeb">
+    <w:name w:val="Normal (Web)"/>
+    <w:basedOn w:val="Normal"/>
+    <w:uiPriority w:val="99"/>
+    <w:semiHidden/>
+    <w:unhideWhenUsed/>
+    <w:rsid w:val="006766E8"/>
+    <w:rPr>
+      <w:rFonts w:ascii="Times New Roman" w:hAnsi="Times New Roman" w:cs="Times New Roman"/>
+    </w:rPr>
+  </w:style>
 </w:styles>
 </file>
 
@@ -5527,4 +5921,16 @@
     </a:ext>
   </a:extLst>
 </a:theme>
+</file>
+
+<file path=customXml/item1.xml><?xml version="1.0" encoding="utf-8"?>
+<b:Sources xmlns:b="http://schemas.openxmlformats.org/officeDocument/2006/bibliography" xmlns="http://schemas.openxmlformats.org/officeDocument/2006/bibliography" SelectedStyle="/APASixthEditionOfficeOnline.xsl" StyleName="APA" Version="6"/>
+</file>
+
+<file path=customXml/itemProps1.xml><?xml version="1.0" encoding="utf-8"?>
+<ds:datastoreItem xmlns:ds="http://schemas.openxmlformats.org/officeDocument/2006/customXml" ds:itemID="{AEB121B4-7A00-5049-B4DD-CE8E1DD1FC5B}">
+  <ds:schemaRefs>
+    <ds:schemaRef ds:uri="http://schemas.openxmlformats.org/officeDocument/2006/bibliography"/>
+  </ds:schemaRefs>
+</ds:datastoreItem>
 </file>